--- a/kikakusho/kikakusho-project/clients/新日本リプラス/out/絵コンテ_企画010_あるある_営業_新日本リプラス.docx
+++ b/kikakusho/kikakusho-project/clients/新日本リプラス/out/絵コンテ_企画010_あるある_営業_新日本リプラス.docx
@@ -29,7 +29,7 @@
           <w:sz w:val="28"/>
           <w:szCs w:val="28"/>
         </w:rPr>
-        <w:t xml:space="preserve">営業あるある3選</w:t>
+        <w:t xml:space="preserve">営業あるある</w:t>
       </w:r>
     </w:p>
     <w:p>
@@ -42,7 +42,7 @@
           <w:sz w:val="19"/>
           <w:szCs w:val="19"/>
         </w:rPr>
-        <w:t xml:space="preserve">想定42秒 13カット 縦型9:16 エンタメ(あるある・早口)</w:t>
+        <w:t xml:space="preserve">想定32秒 12カット 縦型9:16 エンタメ(あるある・早口)</w:t>
       </w:r>
     </w:p>
     <w:p>
@@ -242,7 +242,7 @@
           <w:sz w:val="19"/>
           <w:szCs w:val="19"/>
         </w:rPr>
-        <w:t xml:space="preserve">テンポを最優先。セリフの間を詰め、1文ごとにカット。字幕は話した言葉そのままで、1行ずつ出す。タイトルは上に固定。</w:t>
+        <w:t xml:space="preserve">テンポを最優先。セリフの間をすべて詰め、1文ごとにカット。字幕は話した言葉そのままで、1行ずつ出す。4つ目の答えは、1〜3のあるあると同じ順番で返す。</w:t>
       </w:r>
     </w:p>
     <w:p>
@@ -284,7 +284,7 @@
           <w:sz w:val="20"/>
           <w:szCs w:val="20"/>
         </w:rPr>
-        <w:t xml:space="preserve">C-01　営業やってて思うこと、3つ言います</w:t>
+        <w:t xml:space="preserve">C-01　営業あるある、言っていい?</w:t>
       </w:r>
     </w:p>
     <w:p>
@@ -297,7 +297,7 @@
           <w:sz w:val="20"/>
           <w:szCs w:val="20"/>
         </w:rPr>
-        <w:t xml:space="preserve">C-02　月初になると、数字がゼロに戻る</w:t>
+        <w:t xml:space="preserve">C-02　テロップ:あるある1</w:t>
       </w:r>
     </w:p>
     <w:p>
@@ -310,7 +310,7 @@
           <w:sz w:val="20"/>
           <w:szCs w:val="20"/>
         </w:rPr>
-        <w:t xml:space="preserve">C-03　先月がんばっても、またゼロから</w:t>
+        <w:t xml:space="preserve">C-02　月初、数字がゼロに戻る</w:t>
       </w:r>
     </w:p>
     <w:p>
@@ -323,7 +323,7 @@
           <w:sz w:val="20"/>
           <w:szCs w:val="20"/>
         </w:rPr>
-        <w:t xml:space="preserve">C-04　売り込みの電話、だいたい断られる</w:t>
+        <w:t xml:space="preserve">C-03　先月のがんばり、どこ行った?</w:t>
       </w:r>
     </w:p>
     <w:p>
@@ -336,7 +336,7 @@
           <w:sz w:val="20"/>
           <w:szCs w:val="20"/>
         </w:rPr>
-        <w:t xml:space="preserve">C-05　「今いらないです」で終わる</w:t>
+        <w:t xml:space="preserve">C-04　テロップ:あるある2</w:t>
       </w:r>
     </w:p>
     <w:p>
@@ -349,7 +349,7 @@
           <w:sz w:val="20"/>
           <w:szCs w:val="20"/>
         </w:rPr>
-        <w:t xml:space="preserve">C-06　お客さんと仲良くなっても、担当が変わる</w:t>
+        <w:t xml:space="preserve">C-04　電話した瞬間「結構です」</w:t>
       </w:r>
     </w:p>
     <w:p>
@@ -362,7 +362,7 @@
           <w:sz w:val="20"/>
           <w:szCs w:val="20"/>
         </w:rPr>
-        <w:t xml:space="preserve">C-07　また1から関係づくり</w:t>
+        <w:t xml:space="preserve">C-05　まだ名前しか言ってない</w:t>
       </w:r>
     </w:p>
     <w:p>
@@ -375,7 +375,7 @@
           <w:sz w:val="20"/>
           <w:szCs w:val="20"/>
         </w:rPr>
-        <w:t xml:space="preserve">C-08　でも、新日本リプラスなら</w:t>
+        <w:t xml:space="preserve">C-06　テロップ:あるある3</w:t>
       </w:r>
     </w:p>
     <w:p>
@@ -388,7 +388,7 @@
           <w:sz w:val="20"/>
           <w:szCs w:val="20"/>
         </w:rPr>
-        <w:t xml:space="preserve">C-09　うちは「売る」じゃなくて「買い取る」営業</w:t>
+        <w:t xml:space="preserve">C-06　売れても、売れなくても、また来月</w:t>
       </w:r>
     </w:p>
     <w:p>
@@ -401,7 +401,7 @@
           <w:sz w:val="20"/>
           <w:szCs w:val="20"/>
         </w:rPr>
-        <w:t xml:space="preserve">C-10　お客さんはコストが下がるから、感謝される</w:t>
+        <w:t xml:space="preserve">C-07　ずっと走りっぱなし</w:t>
       </w:r>
     </w:p>
     <w:p>
@@ -414,7 +414,7 @@
           <w:sz w:val="20"/>
           <w:szCs w:val="20"/>
         </w:rPr>
-        <w:t xml:space="preserve">C-11　開拓したお客さんは、定期回収で積み上がる</w:t>
+        <w:t xml:space="preserve">C-08　テロップ:あるある4</w:t>
       </w:r>
     </w:p>
     <w:p>
@@ -427,7 +427,7 @@
           <w:sz w:val="20"/>
           <w:szCs w:val="20"/>
         </w:rPr>
-        <w:t xml:space="preserve">C-12　土日祝休みで、年間休日123日</w:t>
+        <w:t xml:space="preserve">C-08　…でも、新日本リプラスは違った</w:t>
       </w:r>
     </w:p>
     <w:p>
@@ -440,7 +440,46 @@
           <w:sz w:val="20"/>
           <w:szCs w:val="20"/>
         </w:rPr>
-        <w:t xml:space="preserve">C-13　気になった人は、プロフィールのリンクから!</w:t>
+        <w:t xml:space="preserve">C-09　開拓したお客さんは、定期回収で残る。ゼロに戻らない</w:t>
+      </w:r>
+    </w:p>
+    <w:p>
+      <w:pPr>
+        <w:spacing w:after="30" w:before="0"/>
+      </w:pPr>
+      <w:r>
+        <w:rPr>
+          <w:rFonts w:ascii="Noto Sans CJK JP" w:cs="Noto Sans CJK JP" w:eastAsia="Noto Sans CJK JP" w:hAnsi="Noto Sans CJK JP"/>
+          <w:sz w:val="20"/>
+          <w:szCs w:val="20"/>
+        </w:rPr>
+        <w:t xml:space="preserve">C-10　こっちが買い取る側。コストが下がるから感謝される</w:t>
+      </w:r>
+    </w:p>
+    <w:p>
+      <w:pPr>
+        <w:spacing w:after="30" w:before="0"/>
+      </w:pPr>
+      <w:r>
+        <w:rPr>
+          <w:rFonts w:ascii="Noto Sans CJK JP" w:cs="Noto Sans CJK JP" w:eastAsia="Noto Sans CJK JP" w:hAnsi="Noto Sans CJK JP"/>
+          <w:sz w:val="20"/>
+          <w:szCs w:val="20"/>
+        </w:rPr>
+        <w:t xml:space="preserve">C-11　積み上がるから、土日祝は休める。年間123日</w:t>
+      </w:r>
+    </w:p>
+    <w:p>
+      <w:pPr>
+        <w:spacing w:after="30" w:before="0"/>
+      </w:pPr>
+      <w:r>
+        <w:rPr>
+          <w:rFonts w:ascii="Noto Sans CJK JP" w:cs="Noto Sans CJK JP" w:eastAsia="Noto Sans CJK JP" w:hAnsi="Noto Sans CJK JP"/>
+          <w:sz w:val="20"/>
+          <w:szCs w:val="20"/>
+        </w:rPr>
+        <w:t xml:space="preserve">C-12　売らない営業、気になったらプロフィールから!</w:t>
       </w:r>
     </w:p>
     <w:p>
@@ -508,7 +547,7 @@
           <w:sz w:val="19"/>
           <w:szCs w:val="19"/>
         </w:rPr>
-        <w:t xml:space="preserve">・あるあるの3つは仮案。社員さんに「本当にある悩み」を聞いて差し替える。</w:t>
+        <w:t xml:space="preserve">・あるあるの3つは仮案。社員さんに「前の職場で本当にあった悩み」を聞いて差し替える。</w:t>
       </w:r>
     </w:p>
     <w:p>
@@ -526,6 +565,19 @@
     </w:p>
     <w:p>
       <w:pPr>
+        <w:spacing w:after="40" w:before="0" w:line="260"/>
+      </w:pPr>
+      <w:r>
+        <w:rPr>
+          <w:rFonts w:ascii="Noto Sans CJK JP" w:cs="Noto Sans CJK JP" w:eastAsia="Noto Sans CJK JP" w:hAnsi="Noto Sans CJK JP"/>
+          <w:sz w:val="19"/>
+          <w:szCs w:val="19"/>
+        </w:rPr>
+        <w:t xml:space="preserve">・「積み上がるから休める」は言い方の工夫。事実は「積み上げ型」と「土日祝休み・年間123日」。</w:t>
+      </w:r>
+    </w:p>
+    <w:p>
+      <w:pPr>
         <w:keepNext/>
         <w:pageBreakBefore/>
         <w:spacing w:after="100" w:before="0"/>
@@ -538,7 +590,7 @@
           <w:sz w:val="22"/>
           <w:szCs w:val="22"/>
         </w:rPr>
-        <w:t xml:space="preserve">企画010 営業あるある3選 C-01〜C-03</w:t>
+        <w:t xml:space="preserve">企画010 営業あるある C-01〜C-03</w:t>
       </w:r>
     </w:p>
     <w:tbl>
@@ -800,7 +852,7 @@
                 <w:sz w:val="20"/>
                 <w:szCs w:val="20"/>
               </w:rPr>
-              <w:t xml:space="preserve">正面で早口で話し始める。タイトルは上に固定。</w:t>
+              <w:t xml:space="preserve">正面で、早口で話し始める。タイトルは上に固定。</w:t>
             </w:r>
           </w:p>
           <w:p>
@@ -859,7 +911,7 @@
                 <w:sz w:val="20"/>
                 <w:szCs w:val="20"/>
               </w:rPr>
-              <w:t xml:space="preserve">セリフ:営業やってて思うこと、3つ言います</w:t>
+              <w:t xml:space="preserve">セリフ:営業あるある、言っていい?</w:t>
             </w:r>
           </w:p>
         </w:tc>
@@ -891,7 +943,7 @@
                 <w:sz w:val="24"/>
                 <w:szCs w:val="24"/>
               </w:rPr>
-              <w:t xml:space="preserve">3 秒</w:t>
+              <w:t xml:space="preserve">2 秒</w:t>
             </w:r>
           </w:p>
           <w:p>
@@ -917,7 +969,7 @@
                 <w:sz w:val="18"/>
                 <w:szCs w:val="18"/>
               </w:rPr>
-              <w:t xml:space="preserve">〜0:03</w:t>
+              <w:t xml:space="preserve">〜0:02</w:t>
             </w:r>
           </w:p>
           <w:p>
@@ -945,7 +997,7 @@
                 <w:sz w:val="18"/>
                 <w:szCs w:val="18"/>
               </w:rPr>
-              <w:t xml:space="preserve">0:03</w:t>
+              <w:t xml:space="preserve">0:02</w:t>
             </w:r>
           </w:p>
         </w:tc>
@@ -1132,7 +1184,22 @@
                 <w:sz w:val="20"/>
                 <w:szCs w:val="20"/>
               </w:rPr>
-              <w:t xml:space="preserve">セリフ:月初になると、数字がゼロに戻る</w:t>
+              <w:t xml:space="preserve">テロップ:あるある1</w:t>
+            </w:r>
+          </w:p>
+          <w:p>
+            <w:pPr>
+              <w:spacing w:after="40" w:before="0" w:line="280"/>
+            </w:pPr>
+            <w:r>
+              <w:rPr>
+                <w:rFonts w:ascii="Noto Sans CJK JP" w:cs="Noto Sans CJK JP" w:eastAsia="Noto Sans CJK JP" w:hAnsi="Noto Sans CJK JP"/>
+                <w:b w:val="false"/>
+                <w:bCs w:val="false"/>
+                <w:sz w:val="20"/>
+                <w:szCs w:val="20"/>
+              </w:rPr>
+              <w:t xml:space="preserve">セリフ:月初、数字がゼロに戻る</w:t>
             </w:r>
           </w:p>
         </w:tc>
@@ -1164,7 +1231,7 @@
                 <w:sz w:val="24"/>
                 <w:szCs w:val="24"/>
               </w:rPr>
-              <w:t xml:space="preserve">4 秒</w:t>
+              <w:t xml:space="preserve">3 秒</w:t>
             </w:r>
           </w:p>
           <w:p>
@@ -1177,7 +1244,7 @@
                 <w:sz w:val="18"/>
                 <w:szCs w:val="18"/>
               </w:rPr>
-              <w:t xml:space="preserve">0:03</w:t>
+              <w:t xml:space="preserve">0:02</w:t>
             </w:r>
           </w:p>
           <w:p>
@@ -1190,7 +1257,7 @@
                 <w:sz w:val="18"/>
                 <w:szCs w:val="18"/>
               </w:rPr>
-              <w:t xml:space="preserve">〜0:07</w:t>
+              <w:t xml:space="preserve">〜0:05</w:t>
             </w:r>
           </w:p>
           <w:p>
@@ -1218,7 +1285,7 @@
                 <w:sz w:val="18"/>
                 <w:szCs w:val="18"/>
               </w:rPr>
-              <w:t xml:space="preserve">0:07</w:t>
+              <w:t xml:space="preserve">0:05</w:t>
             </w:r>
           </w:p>
         </w:tc>
@@ -1405,7 +1472,7 @@
                 <w:sz w:val="20"/>
                 <w:szCs w:val="20"/>
               </w:rPr>
-              <w:t xml:space="preserve">セリフ:先月がんばっても、またゼロから</w:t>
+              <w:t xml:space="preserve">セリフ:先月のがんばり、どこ行った?</w:t>
             </w:r>
           </w:p>
         </w:tc>
@@ -1437,7 +1504,7 @@
                 <w:sz w:val="24"/>
                 <w:szCs w:val="24"/>
               </w:rPr>
-              <w:t xml:space="preserve">3 秒</w:t>
+              <w:t xml:space="preserve">2 秒</w:t>
             </w:r>
           </w:p>
           <w:p>
@@ -1450,7 +1517,7 @@
                 <w:sz w:val="18"/>
                 <w:szCs w:val="18"/>
               </w:rPr>
-              <w:t xml:space="preserve">0:07</w:t>
+              <w:t xml:space="preserve">0:05</w:t>
             </w:r>
           </w:p>
           <w:p>
@@ -1463,7 +1530,7 @@
                 <w:sz w:val="18"/>
                 <w:szCs w:val="18"/>
               </w:rPr>
-              <w:t xml:space="preserve">〜0:10</w:t>
+              <w:t xml:space="preserve">〜0:07</w:t>
             </w:r>
           </w:p>
           <w:p>
@@ -1491,7 +1558,7 @@
                 <w:sz w:val="18"/>
                 <w:szCs w:val="18"/>
               </w:rPr>
-              <w:t xml:space="preserve">0:10</w:t>
+              <w:t xml:space="preserve">0:07</w:t>
             </w:r>
           </w:p>
         </w:tc>
@@ -1511,7 +1578,7 @@
           <w:sz w:val="22"/>
           <w:szCs w:val="22"/>
         </w:rPr>
-        <w:t xml:space="preserve">企画010 営業あるある3選 C-04〜C-06</w:t>
+        <w:t xml:space="preserve">企画010 営業あるある C-04〜C-06</w:t>
       </w:r>
     </w:p>
     <w:tbl>
@@ -1817,7 +1884,22 @@
                 <w:sz w:val="20"/>
                 <w:szCs w:val="20"/>
               </w:rPr>
-              <w:t xml:space="preserve">セリフ:売り込みの電話、だいたい断られる</w:t>
+              <w:t xml:space="preserve">テロップ:あるある2</w:t>
+            </w:r>
+          </w:p>
+          <w:p>
+            <w:pPr>
+              <w:spacing w:after="40" w:before="0" w:line="280"/>
+            </w:pPr>
+            <w:r>
+              <w:rPr>
+                <w:rFonts w:ascii="Noto Sans CJK JP" w:cs="Noto Sans CJK JP" w:eastAsia="Noto Sans CJK JP" w:hAnsi="Noto Sans CJK JP"/>
+                <w:b w:val="false"/>
+                <w:bCs w:val="false"/>
+                <w:sz w:val="20"/>
+                <w:szCs w:val="20"/>
+              </w:rPr>
+              <w:t xml:space="preserve">セリフ:電話した瞬間「結構です」</w:t>
             </w:r>
           </w:p>
         </w:tc>
@@ -1849,7 +1931,7 @@
                 <w:sz w:val="24"/>
                 <w:szCs w:val="24"/>
               </w:rPr>
-              <w:t xml:space="preserve">4 秒</w:t>
+              <w:t xml:space="preserve">3 秒</w:t>
             </w:r>
           </w:p>
           <w:p>
@@ -1862,7 +1944,7 @@
                 <w:sz w:val="18"/>
                 <w:szCs w:val="18"/>
               </w:rPr>
-              <w:t xml:space="preserve">0:10</w:t>
+              <w:t xml:space="preserve">0:07</w:t>
             </w:r>
           </w:p>
           <w:p>
@@ -1875,7 +1957,7 @@
                 <w:sz w:val="18"/>
                 <w:szCs w:val="18"/>
               </w:rPr>
-              <w:t xml:space="preserve">〜0:14</w:t>
+              <w:t xml:space="preserve">〜0:10</w:t>
             </w:r>
           </w:p>
           <w:p>
@@ -1903,7 +1985,7 @@
                 <w:sz w:val="18"/>
                 <w:szCs w:val="18"/>
               </w:rPr>
-              <w:t xml:space="preserve">0:14</w:t>
+              <w:t xml:space="preserve">0:10</w:t>
             </w:r>
           </w:p>
         </w:tc>
@@ -2046,7 +2128,7 @@
                 <w:sz w:val="20"/>
                 <w:szCs w:val="20"/>
               </w:rPr>
-              <w:t xml:space="preserve">ドアから顔を出して話す(場面の切り替え)。</w:t>
+              <w:t xml:space="preserve">ドアから顔を出して言う(場面の切り替え)。</w:t>
             </w:r>
           </w:p>
           <w:p>
@@ -2090,7 +2172,7 @@
                 <w:sz w:val="20"/>
                 <w:szCs w:val="20"/>
               </w:rPr>
-              <w:t xml:space="preserve">セリフ:「今いらないです」で終わる</w:t>
+              <w:t xml:space="preserve">セリフ:まだ名前しか言ってない</w:t>
             </w:r>
           </w:p>
         </w:tc>
@@ -2122,7 +2204,7 @@
                 <w:sz w:val="24"/>
                 <w:szCs w:val="24"/>
               </w:rPr>
-              <w:t xml:space="preserve">3 秒</w:t>
+              <w:t xml:space="preserve">2 秒</w:t>
             </w:r>
           </w:p>
           <w:p>
@@ -2135,7 +2217,7 @@
                 <w:sz w:val="18"/>
                 <w:szCs w:val="18"/>
               </w:rPr>
-              <w:t xml:space="preserve">0:14</w:t>
+              <w:t xml:space="preserve">0:10</w:t>
             </w:r>
           </w:p>
           <w:p>
@@ -2148,7 +2230,7 @@
                 <w:sz w:val="18"/>
                 <w:szCs w:val="18"/>
               </w:rPr>
-              <w:t xml:space="preserve">〜0:17</w:t>
+              <w:t xml:space="preserve">〜0:12</w:t>
             </w:r>
           </w:p>
           <w:p>
@@ -2176,7 +2258,7 @@
                 <w:sz w:val="18"/>
                 <w:szCs w:val="18"/>
               </w:rPr>
-              <w:t xml:space="preserve">0:17</w:t>
+              <w:t xml:space="preserve">0:12</w:t>
             </w:r>
           </w:p>
         </w:tc>
@@ -2363,7 +2445,22 @@
                 <w:sz w:val="20"/>
                 <w:szCs w:val="20"/>
               </w:rPr>
-              <w:t xml:space="preserve">セリフ:お客さんと仲良くなっても、担当が変わる</w:t>
+              <w:t xml:space="preserve">テロップ:あるある3</w:t>
+            </w:r>
+          </w:p>
+          <w:p>
+            <w:pPr>
+              <w:spacing w:after="40" w:before="0" w:line="280"/>
+            </w:pPr>
+            <w:r>
+              <w:rPr>
+                <w:rFonts w:ascii="Noto Sans CJK JP" w:cs="Noto Sans CJK JP" w:eastAsia="Noto Sans CJK JP" w:hAnsi="Noto Sans CJK JP"/>
+                <w:b w:val="false"/>
+                <w:bCs w:val="false"/>
+                <w:sz w:val="20"/>
+                <w:szCs w:val="20"/>
+              </w:rPr>
+              <w:t xml:space="preserve">セリフ:売れても、売れなくても、また来月</w:t>
             </w:r>
           </w:p>
         </w:tc>
@@ -2395,7 +2492,7 @@
                 <w:sz w:val="24"/>
                 <w:szCs w:val="24"/>
               </w:rPr>
-              <w:t xml:space="preserve">4 秒</w:t>
+              <w:t xml:space="preserve">3 秒</w:t>
             </w:r>
           </w:p>
           <w:p>
@@ -2408,7 +2505,7 @@
                 <w:sz w:val="18"/>
                 <w:szCs w:val="18"/>
               </w:rPr>
-              <w:t xml:space="preserve">0:17</w:t>
+              <w:t xml:space="preserve">0:12</w:t>
             </w:r>
           </w:p>
           <w:p>
@@ -2421,7 +2518,7 @@
                 <w:sz w:val="18"/>
                 <w:szCs w:val="18"/>
               </w:rPr>
-              <w:t xml:space="preserve">〜0:21</w:t>
+              <w:t xml:space="preserve">〜0:15</w:t>
             </w:r>
           </w:p>
           <w:p>
@@ -2449,7 +2546,7 @@
                 <w:sz w:val="18"/>
                 <w:szCs w:val="18"/>
               </w:rPr>
-              <w:t xml:space="preserve">0:21</w:t>
+              <w:t xml:space="preserve">0:15</w:t>
             </w:r>
           </w:p>
         </w:tc>
@@ -2469,7 +2566,7 @@
           <w:sz w:val="22"/>
           <w:szCs w:val="22"/>
         </w:rPr>
-        <w:t xml:space="preserve">企画010 営業あるある3選 C-07〜C-09</w:t>
+        <w:t xml:space="preserve">企画010 営業あるある C-07〜C-09</w:t>
       </w:r>
     </w:p>
     <w:tbl>
@@ -2775,7 +2872,7 @@
                 <w:sz w:val="20"/>
                 <w:szCs w:val="20"/>
               </w:rPr>
-              <w:t xml:space="preserve">セリフ:また1から関係づくり</w:t>
+              <w:t xml:space="preserve">セリフ:ずっと走りっぱなし</w:t>
             </w:r>
           </w:p>
         </w:tc>
@@ -2807,7 +2904,7 @@
                 <w:sz w:val="24"/>
                 <w:szCs w:val="24"/>
               </w:rPr>
-              <w:t xml:space="preserve">3 秒</w:t>
+              <w:t xml:space="preserve">2 秒</w:t>
             </w:r>
           </w:p>
           <w:p>
@@ -2820,7 +2917,7 @@
                 <w:sz w:val="18"/>
                 <w:szCs w:val="18"/>
               </w:rPr>
-              <w:t xml:space="preserve">0:21</w:t>
+              <w:t xml:space="preserve">0:15</w:t>
             </w:r>
           </w:p>
           <w:p>
@@ -2833,7 +2930,7 @@
                 <w:sz w:val="18"/>
                 <w:szCs w:val="18"/>
               </w:rPr>
-              <w:t xml:space="preserve">〜0:24</w:t>
+              <w:t xml:space="preserve">〜0:17</w:t>
             </w:r>
           </w:p>
           <w:p>
@@ -2861,7 +2958,7 @@
                 <w:sz w:val="18"/>
                 <w:szCs w:val="18"/>
               </w:rPr>
-              <w:t xml:space="preserve">0:24</w:t>
+              <w:t xml:space="preserve">0:17</w:t>
             </w:r>
           </w:p>
         </w:tc>
@@ -3043,12 +3140,27 @@
             <w:r>
               <w:rPr>
                 <w:rFonts w:ascii="Noto Sans CJK JP" w:cs="Noto Sans CJK JP" w:eastAsia="Noto Sans CJK JP" w:hAnsi="Noto Sans CJK JP"/>
+                <w:b w:val="false"/>
+                <w:bCs w:val="false"/>
+                <w:sz w:val="20"/>
+                <w:szCs w:val="20"/>
+              </w:rPr>
+              <w:t xml:space="preserve">テロップ:あるある4</w:t>
+            </w:r>
+          </w:p>
+          <w:p>
+            <w:pPr>
+              <w:spacing w:after="40" w:before="0" w:line="280"/>
+            </w:pPr>
+            <w:r>
+              <w:rPr>
+                <w:rFonts w:ascii="Noto Sans CJK JP" w:cs="Noto Sans CJK JP" w:eastAsia="Noto Sans CJK JP" w:hAnsi="Noto Sans CJK JP"/>
                 <w:b/>
                 <w:bCs/>
                 <w:sz w:val="22"/>
                 <w:szCs w:val="22"/>
               </w:rPr>
-              <w:t xml:space="preserve">セリフ:でも、新日本リプラスなら</w:t>
+              <w:t xml:space="preserve">セリフ:…でも、新日本リプラスは違った</w:t>
             </w:r>
           </w:p>
         </w:tc>
@@ -3093,7 +3205,7 @@
                 <w:sz w:val="18"/>
                 <w:szCs w:val="18"/>
               </w:rPr>
-              <w:t xml:space="preserve">0:24</w:t>
+              <w:t xml:space="preserve">0:17</w:t>
             </w:r>
           </w:p>
           <w:p>
@@ -3106,7 +3218,7 @@
                 <w:sz w:val="18"/>
                 <w:szCs w:val="18"/>
               </w:rPr>
-              <w:t xml:space="preserve">〜0:27</w:t>
+              <w:t xml:space="preserve">〜0:20</w:t>
             </w:r>
           </w:p>
           <w:p>
@@ -3134,7 +3246,7 @@
                 <w:sz w:val="18"/>
                 <w:szCs w:val="18"/>
               </w:rPr>
-              <w:t xml:space="preserve">0:27</w:t>
+              <w:t xml:space="preserve">0:20</w:t>
             </w:r>
           </w:p>
         </w:tc>
@@ -3321,7 +3433,7 @@
                 <w:sz w:val="20"/>
                 <w:szCs w:val="20"/>
               </w:rPr>
-              <w:t xml:space="preserve">セリフ:うちは「売る」じゃなくて「買い取る」営業</w:t>
+              <w:t xml:space="preserve">セリフ:開拓したお客さんは、定期回収で残る。ゼロに戻らない</w:t>
             </w:r>
           </w:p>
         </w:tc>
@@ -3366,7 +3478,7 @@
                 <w:sz w:val="18"/>
                 <w:szCs w:val="18"/>
               </w:rPr>
-              <w:t xml:space="preserve">0:27</w:t>
+              <w:t xml:space="preserve">0:20</w:t>
             </w:r>
           </w:p>
           <w:p>
@@ -3379,7 +3491,7 @@
                 <w:sz w:val="18"/>
                 <w:szCs w:val="18"/>
               </w:rPr>
-              <w:t xml:space="preserve">〜0:30</w:t>
+              <w:t xml:space="preserve">〜0:23</w:t>
             </w:r>
           </w:p>
           <w:p>
@@ -3407,7 +3519,7 @@
                 <w:sz w:val="18"/>
                 <w:szCs w:val="18"/>
               </w:rPr>
-              <w:t xml:space="preserve">0:30</w:t>
+              <w:t xml:space="preserve">0:23</w:t>
             </w:r>
           </w:p>
         </w:tc>
@@ -3427,7 +3539,7 @@
           <w:sz w:val="22"/>
           <w:szCs w:val="22"/>
         </w:rPr>
-        <w:t xml:space="preserve">企画010 営業あるある3選 C-10〜C-12</w:t>
+        <w:t xml:space="preserve">企画010 営業あるある C-10〜C-12</w:t>
       </w:r>
     </w:p>
     <w:tbl>
@@ -3733,7 +3845,7 @@
                 <w:sz w:val="20"/>
                 <w:szCs w:val="20"/>
               </w:rPr>
-              <w:t xml:space="preserve">セリフ:お客さんはコストが下がるから、感謝される</w:t>
+              <w:t xml:space="preserve">セリフ:こっちが買い取る側。コストが下がるから感謝される</w:t>
             </w:r>
           </w:p>
         </w:tc>
@@ -3778,7 +3890,7 @@
                 <w:sz w:val="18"/>
                 <w:szCs w:val="18"/>
               </w:rPr>
-              <w:t xml:space="preserve">0:30</w:t>
+              <w:t xml:space="preserve">0:23</w:t>
             </w:r>
           </w:p>
           <w:p>
@@ -3791,7 +3903,7 @@
                 <w:sz w:val="18"/>
                 <w:szCs w:val="18"/>
               </w:rPr>
-              <w:t xml:space="preserve">〜0:33</w:t>
+              <w:t xml:space="preserve">〜0:26</w:t>
             </w:r>
           </w:p>
           <w:p>
@@ -3819,7 +3931,7 @@
                 <w:sz w:val="18"/>
                 <w:szCs w:val="18"/>
               </w:rPr>
-              <w:t xml:space="preserve">0:33</w:t>
+              <w:t xml:space="preserve">0:26</w:t>
             </w:r>
           </w:p>
         </w:tc>
@@ -4006,7 +4118,7 @@
                 <w:sz w:val="20"/>
                 <w:szCs w:val="20"/>
               </w:rPr>
-              <w:t xml:space="preserve">セリフ:開拓したお客さんは、定期回収で積み上がる</w:t>
+              <w:t xml:space="preserve">セリフ:積み上がるから、土日祝は休める。年間123日</w:t>
             </w:r>
           </w:p>
         </w:tc>
@@ -4051,7 +4163,7 @@
                 <w:sz w:val="18"/>
                 <w:szCs w:val="18"/>
               </w:rPr>
-              <w:t xml:space="preserve">0:33</w:t>
+              <w:t xml:space="preserve">0:26</w:t>
             </w:r>
           </w:p>
           <w:p>
@@ -4064,7 +4176,7 @@
                 <w:sz w:val="18"/>
                 <w:szCs w:val="18"/>
               </w:rPr>
-              <w:t xml:space="preserve">〜0:36</w:t>
+              <w:t xml:space="preserve">〜0:29</w:t>
             </w:r>
           </w:p>
           <w:p>
@@ -4092,7 +4204,7 @@
                 <w:sz w:val="18"/>
                 <w:szCs w:val="18"/>
               </w:rPr>
-              <w:t xml:space="preserve">0:36</w:t>
+              <w:t xml:space="preserve">0:29</w:t>
             </w:r>
           </w:p>
         </w:tc>
@@ -4143,418 +4255,6 @@
                   <wp:extent cx="1200150" cy="2133600"/>
                   <wp:effectExtent t="0" r="0" b="0" l="0"/>
                   <wp:docPr id="112" name="C-12" descr="C-12" title="C-12"/>
-                  <wp:cNvGraphicFramePr>
-                    <a:graphicFrameLocks xmlns:a="http://schemas.openxmlformats.org/drawingml/2006/main" noChangeAspect="1"/>
-                  </wp:cNvGraphicFramePr>
-                  <a:graphic xmlns:a="http://schemas.openxmlformats.org/drawingml/2006/main">
-                    <a:graphicData uri="http://schemas.openxmlformats.org/drawingml/2006/picture">
-                      <pic:pic xmlns:pic="http://schemas.openxmlformats.org/drawingml/2006/picture">
-                        <pic:nvPicPr>
-                          <pic:cNvPr id="0" name="" descr=""/>
-                          <pic:cNvPicPr>
-                            <a:picLocks noChangeAspect="1" noChangeArrowheads="1"/>
-                          </pic:cNvPicPr>
-                        </pic:nvPicPr>
-                        <pic:blipFill>
-                          <a:blip r:embed="rId16" cstate="none"/>
-                          <a:srcRect/>
-                          <a:stretch>
-                            <a:fillRect/>
-                          </a:stretch>
-                        </pic:blipFill>
-                        <pic:spPr bwMode="auto">
-                          <a:xfrm>
-                            <a:off x="0" y="0"/>
-                            <a:ext cx="1200150" cy="2133600"/>
-                          </a:xfrm>
-                          <a:prstGeom prst="rect">
-                            <a:avLst/>
-                          </a:prstGeom>
-                        </pic:spPr>
-                      </pic:pic>
-                    </a:graphicData>
-                  </a:graphic>
-                </wp:inline>
-              </w:drawing>
-            </w:r>
-          </w:p>
-        </w:tc>
-        <w:tc>
-          <w:tcPr>
-            <w:tcW w:type="dxa" w:w="6605"/>
-            <w:tcBorders>
-              <w:top w:val="single" w:color="BFBFBF" w:sz="4"/>
-              <w:left w:val="single" w:color="BFBFBF" w:sz="4"/>
-              <w:bottom w:val="single" w:color="BFBFBF" w:sz="4"/>
-              <w:right w:val="single" w:color="BFBFBF" w:sz="4"/>
-            </w:tcBorders>
-            <w:tcMar>
-              <w:top w:type="dxa" w:w="100"/>
-              <w:left w:type="dxa" w:w="120"/>
-              <w:bottom w:type="dxa" w:w="100"/>
-              <w:right w:type="dxa" w:w="120"/>
-            </w:tcMar>
-          </w:tcPr>
-          <w:p>
-            <w:pPr>
-              <w:spacing w:after="60" w:before="0"/>
-            </w:pPr>
-            <w:r>
-              <w:rPr>
-                <w:rFonts w:ascii="Noto Sans CJK JP" w:cs="Noto Sans CJK JP" w:eastAsia="Noto Sans CJK JP" w:hAnsi="Noto Sans CJK JP"/>
-                <w:b/>
-                <w:bCs/>
-                <w:sz w:val="22"/>
-                <w:szCs w:val="22"/>
-              </w:rPr>
-              <w:t xml:space="preserve">① 撮影指示</w:t>
-            </w:r>
-          </w:p>
-          <w:p>
-            <w:pPr>
-              <w:spacing w:after="40" w:before="0"/>
-            </w:pPr>
-            <w:r>
-              <w:rPr>
-                <w:rFonts w:ascii="Noto Sans CJK JP" w:cs="Noto Sans CJK JP" w:eastAsia="Noto Sans CJK JP" w:hAnsi="Noto Sans CJK JP"/>
-                <w:b/>
-                <w:bCs/>
-                <w:sz w:val="20"/>
-                <w:szCs w:val="20"/>
-              </w:rPr>
-              <w:t xml:space="preserve">場所:部屋の中(固定)</w:t>
-            </w:r>
-          </w:p>
-          <w:p>
-            <w:pPr>
-              <w:spacing w:after="60" w:before="0" w:line="290"/>
-            </w:pPr>
-            <w:r>
-              <w:rPr>
-                <w:rFonts w:ascii="Noto Sans CJK JP" w:cs="Noto Sans CJK JP" w:eastAsia="Noto Sans CJK JP" w:hAnsi="Noto Sans CJK JP"/>
-                <w:sz w:val="20"/>
-                <w:szCs w:val="20"/>
-              </w:rPr>
-              <w:t xml:space="preserve">指を立てて言い切る。</w:t>
-            </w:r>
-          </w:p>
-          <w:p>
-            <w:pPr>
-              <w:spacing w:after="100" w:before="0" w:line="270"/>
-            </w:pPr>
-            <w:r>
-              <w:rPr>
-                <w:rFonts w:ascii="Noto Sans CJK JP" w:cs="Noto Sans CJK JP" w:eastAsia="Noto Sans CJK JP" w:hAnsi="Noto Sans CJK JP"/>
-                <w:color w:val="7F7F7F"/>
-                <w:sz w:val="18"/>
-                <w:szCs w:val="18"/>
-              </w:rPr>
-              <w:t xml:space="preserve">参考動画 0:36</w:t>
-            </w:r>
-          </w:p>
-          <w:p>
-            <w:pPr>
-              <w:spacing w:after="60" w:before="0"/>
-            </w:pPr>
-            <w:r>
-              <w:rPr>
-                <w:rFonts w:ascii="Noto Sans CJK JP" w:cs="Noto Sans CJK JP" w:eastAsia="Noto Sans CJK JP" w:hAnsi="Noto Sans CJK JP"/>
-                <w:b/>
-                <w:bCs/>
-                <w:sz w:val="22"/>
-                <w:szCs w:val="22"/>
-              </w:rPr>
-              <w:t xml:space="preserve">② セリフ/テロップ</w:t>
-            </w:r>
-          </w:p>
-          <w:p>
-            <w:pPr>
-              <w:spacing w:after="40" w:before="0" w:line="280"/>
-            </w:pPr>
-            <w:r>
-              <w:rPr>
-                <w:rFonts w:ascii="Noto Sans CJK JP" w:cs="Noto Sans CJK JP" w:eastAsia="Noto Sans CJK JP" w:hAnsi="Noto Sans CJK JP"/>
-                <w:b w:val="false"/>
-                <w:bCs w:val="false"/>
-                <w:sz w:val="20"/>
-                <w:szCs w:val="20"/>
-              </w:rPr>
-              <w:t xml:space="preserve">セリフ:土日祝休みで、年間休日123日</w:t>
-            </w:r>
-          </w:p>
-        </w:tc>
-        <w:tc>
-          <w:tcPr>
-            <w:tcW w:type="dxa" w:w="1191"/>
-            <w:tcBorders>
-              <w:top w:val="single" w:color="BFBFBF" w:sz="4"/>
-              <w:left w:val="single" w:color="BFBFBF" w:sz="4"/>
-              <w:bottom w:val="single" w:color="BFBFBF" w:sz="4"/>
-              <w:right w:val="single" w:color="BFBFBF" w:sz="4"/>
-            </w:tcBorders>
-            <w:tcMar>
-              <w:top w:type="dxa" w:w="100"/>
-              <w:left w:type="dxa" w:w="120"/>
-              <w:bottom w:type="dxa" w:w="100"/>
-              <w:right w:type="dxa" w:w="120"/>
-            </w:tcMar>
-          </w:tcPr>
-          <w:p>
-            <w:pPr>
-              <w:spacing w:after="60" w:before="0"/>
-            </w:pPr>
-            <w:r>
-              <w:rPr>
-                <w:rFonts w:ascii="Noto Sans CJK JP" w:cs="Noto Sans CJK JP" w:eastAsia="Noto Sans CJK JP" w:hAnsi="Noto Sans CJK JP"/>
-                <w:b/>
-                <w:bCs/>
-                <w:sz w:val="24"/>
-                <w:szCs w:val="24"/>
-              </w:rPr>
-              <w:t xml:space="preserve">3 秒</w:t>
-            </w:r>
-          </w:p>
-          <w:p>
-            <w:pPr>
-              <w:spacing w:after="0" w:before="0"/>
-            </w:pPr>
-            <w:r>
-              <w:rPr>
-                <w:rFonts w:ascii="Noto Sans CJK JP" w:cs="Noto Sans CJK JP" w:eastAsia="Noto Sans CJK JP" w:hAnsi="Noto Sans CJK JP"/>
-                <w:sz w:val="18"/>
-                <w:szCs w:val="18"/>
-              </w:rPr>
-              <w:t xml:space="preserve">0:36</w:t>
-            </w:r>
-          </w:p>
-          <w:p>
-            <w:pPr>
-              <w:spacing w:after="100" w:before="0"/>
-            </w:pPr>
-            <w:r>
-              <w:rPr>
-                <w:rFonts w:ascii="Noto Sans CJK JP" w:cs="Noto Sans CJK JP" w:eastAsia="Noto Sans CJK JP" w:hAnsi="Noto Sans CJK JP"/>
-                <w:sz w:val="18"/>
-                <w:szCs w:val="18"/>
-              </w:rPr>
-              <w:t xml:space="preserve">〜0:39</w:t>
-            </w:r>
-          </w:p>
-          <w:p>
-            <w:pPr>
-              <w:spacing w:after="0" w:before="0"/>
-            </w:pPr>
-            <w:r>
-              <w:rPr>
-                <w:rFonts w:ascii="Noto Sans CJK JP" w:cs="Noto Sans CJK JP" w:eastAsia="Noto Sans CJK JP" w:hAnsi="Noto Sans CJK JP"/>
-                <w:color w:val="7F7F7F"/>
-                <w:sz w:val="16"/>
-                <w:szCs w:val="16"/>
-              </w:rPr>
-              <w:t xml:space="preserve">累計</w:t>
-            </w:r>
-          </w:p>
-          <w:p>
-            <w:pPr>
-              <w:spacing w:after="0" w:before="0"/>
-            </w:pPr>
-            <w:r>
-              <w:rPr>
-                <w:rFonts w:ascii="Noto Sans CJK JP" w:cs="Noto Sans CJK JP" w:eastAsia="Noto Sans CJK JP" w:hAnsi="Noto Sans CJK JP"/>
-                <w:color w:val="7F7F7F"/>
-                <w:sz w:val="18"/>
-                <w:szCs w:val="18"/>
-              </w:rPr>
-              <w:t xml:space="preserve">0:39</w:t>
-            </w:r>
-          </w:p>
-        </w:tc>
-      </w:tr>
-    </w:tbl>
-    <w:p>
-      <w:pPr>
-        <w:keepNext/>
-        <w:pageBreakBefore/>
-        <w:spacing w:after="100" w:before="0"/>
-      </w:pPr>
-      <w:r>
-        <w:rPr>
-          <w:rFonts w:ascii="Noto Sans CJK JP" w:cs="Noto Sans CJK JP" w:eastAsia="Noto Sans CJK JP" w:hAnsi="Noto Sans CJK JP"/>
-          <w:b/>
-          <w:bCs/>
-          <w:sz w:val="22"/>
-          <w:szCs w:val="22"/>
-        </w:rPr>
-        <w:t xml:space="preserve">企画010 営業あるある3選 C-13〜C-13</w:t>
-      </w:r>
-    </w:p>
-    <w:tbl>
-      <w:tblPr>
-        <w:tblW w:type="dxa" w:w="10319"/>
-        <w:tblBorders>
-          <w:top w:val="single" w:color="auto" w:sz="4"/>
-          <w:left w:val="single" w:color="auto" w:sz="4"/>
-          <w:bottom w:val="single" w:color="auto" w:sz="4"/>
-          <w:right w:val="single" w:color="auto" w:sz="4"/>
-          <w:insideH w:val="single" w:color="auto" w:sz="4"/>
-          <w:insideV w:val="single" w:color="auto" w:sz="4"/>
-        </w:tblBorders>
-      </w:tblPr>
-      <w:tblGrid>
-        <w:gridCol w:w="2523"/>
-        <w:gridCol w:w="6605"/>
-        <w:gridCol w:w="1191"/>
-      </w:tblGrid>
-      <w:tr>
-        <w:trPr>
-          <w:tblHeader/>
-        </w:trPr>
-        <w:tc>
-          <w:tcPr>
-            <w:tcW w:type="dxa" w:w="2523"/>
-            <w:tcBorders>
-              <w:top w:val="single" w:color="BFBFBF" w:sz="4"/>
-              <w:left w:val="single" w:color="BFBFBF" w:sz="4"/>
-              <w:bottom w:val="single" w:color="BFBFBF" w:sz="4"/>
-              <w:right w:val="single" w:color="BFBFBF" w:sz="4"/>
-            </w:tcBorders>
-            <w:shd w:fill="F2F2F2" w:color="auto" w:val="clear"/>
-            <w:tcMar>
-              <w:top w:type="dxa" w:w="100"/>
-              <w:left w:type="dxa" w:w="120"/>
-              <w:bottom w:type="dxa" w:w="100"/>
-              <w:right w:type="dxa" w:w="120"/>
-            </w:tcMar>
-          </w:tcPr>
-          <w:p>
-            <w:pPr>
-              <w:spacing w:after="0" w:before="0"/>
-            </w:pPr>
-            <w:r>
-              <w:rPr>
-                <w:rFonts w:ascii="Noto Sans CJK JP" w:cs="Noto Sans CJK JP" w:eastAsia="Noto Sans CJK JP" w:hAnsi="Noto Sans CJK JP"/>
-                <w:b/>
-                <w:bCs/>
-                <w:sz w:val="20"/>
-                <w:szCs w:val="20"/>
-              </w:rPr>
-              <w:t xml:space="preserve">画面/絵</w:t>
-            </w:r>
-          </w:p>
-        </w:tc>
-        <w:tc>
-          <w:tcPr>
-            <w:tcW w:type="dxa" w:w="6605"/>
-            <w:tcBorders>
-              <w:top w:val="single" w:color="BFBFBF" w:sz="4"/>
-              <w:left w:val="single" w:color="BFBFBF" w:sz="4"/>
-              <w:bottom w:val="single" w:color="BFBFBF" w:sz="4"/>
-              <w:right w:val="single" w:color="BFBFBF" w:sz="4"/>
-            </w:tcBorders>
-            <w:shd w:fill="F2F2F2" w:color="auto" w:val="clear"/>
-            <w:tcMar>
-              <w:top w:type="dxa" w:w="100"/>
-              <w:left w:type="dxa" w:w="120"/>
-              <w:bottom w:type="dxa" w:w="100"/>
-              <w:right w:type="dxa" w:w="120"/>
-            </w:tcMar>
-          </w:tcPr>
-          <w:p>
-            <w:pPr>
-              <w:spacing w:after="0" w:before="0"/>
-            </w:pPr>
-            <w:r>
-              <w:rPr>
-                <w:rFonts w:ascii="Noto Sans CJK JP" w:cs="Noto Sans CJK JP" w:eastAsia="Noto Sans CJK JP" w:hAnsi="Noto Sans CJK JP"/>
-                <w:b/>
-                <w:bCs/>
-                <w:sz w:val="20"/>
-                <w:szCs w:val="20"/>
-              </w:rPr>
-              <w:t xml:space="preserve">内容&amp;セリフ</w:t>
-            </w:r>
-          </w:p>
-        </w:tc>
-        <w:tc>
-          <w:tcPr>
-            <w:tcW w:type="dxa" w:w="1191"/>
-            <w:tcBorders>
-              <w:top w:val="single" w:color="BFBFBF" w:sz="4"/>
-              <w:left w:val="single" w:color="BFBFBF" w:sz="4"/>
-              <w:bottom w:val="single" w:color="BFBFBF" w:sz="4"/>
-              <w:right w:val="single" w:color="BFBFBF" w:sz="4"/>
-            </w:tcBorders>
-            <w:shd w:fill="F2F2F2" w:color="auto" w:val="clear"/>
-            <w:tcMar>
-              <w:top w:type="dxa" w:w="100"/>
-              <w:left w:type="dxa" w:w="120"/>
-              <w:bottom w:type="dxa" w:w="100"/>
-              <w:right w:type="dxa" w:w="120"/>
-            </w:tcMar>
-          </w:tcPr>
-          <w:p>
-            <w:pPr>
-              <w:spacing w:after="0" w:before="0"/>
-            </w:pPr>
-            <w:r>
-              <w:rPr>
-                <w:rFonts w:ascii="Noto Sans CJK JP" w:cs="Noto Sans CJK JP" w:eastAsia="Noto Sans CJK JP" w:hAnsi="Noto Sans CJK JP"/>
-                <w:b/>
-                <w:bCs/>
-                <w:sz w:val="20"/>
-                <w:szCs w:val="20"/>
-              </w:rPr>
-              <w:t xml:space="preserve">時間</w:t>
-            </w:r>
-          </w:p>
-        </w:tc>
-      </w:tr>
-      <w:tr>
-        <w:trPr>
-          <w:cantSplit/>
-          <w:trHeight w:val="3300" w:hRule="atLeast"/>
-        </w:trPr>
-        <w:tc>
-          <w:tcPr>
-            <w:tcW w:type="dxa" w:w="2523"/>
-            <w:tcBorders>
-              <w:top w:val="single" w:color="BFBFBF" w:sz="4"/>
-              <w:left w:val="single" w:color="BFBFBF" w:sz="4"/>
-              <w:bottom w:val="single" w:color="BFBFBF" w:sz="4"/>
-              <w:right w:val="single" w:color="BFBFBF" w:sz="4"/>
-            </w:tcBorders>
-            <w:tcMar>
-              <w:top w:type="dxa" w:w="100"/>
-              <w:left w:type="dxa" w:w="120"/>
-              <w:bottom w:type="dxa" w:w="100"/>
-              <w:right w:type="dxa" w:w="120"/>
-            </w:tcMar>
-          </w:tcPr>
-          <w:p>
-            <w:pPr>
-              <w:spacing w:after="60" w:before="0"/>
-            </w:pPr>
-            <w:r>
-              <w:rPr>
-                <w:rFonts w:ascii="Noto Sans CJK JP" w:cs="Noto Sans CJK JP" w:eastAsia="Noto Sans CJK JP" w:hAnsi="Noto Sans CJK JP"/>
-                <w:b/>
-                <w:bCs/>
-                <w:sz w:val="20"/>
-                <w:szCs w:val="20"/>
-              </w:rPr>
-              <w:t xml:space="preserve">C-13</w:t>
-            </w:r>
-          </w:p>
-          <w:p>
-            <w:pPr>
-              <w:spacing w:after="0" w:before="0"/>
-            </w:pPr>
-            <w:r>
-              <w:drawing>
-                <wp:inline distT="0" distB="0" distL="0" distR="0">
-                  <wp:extent cx="1200150" cy="2133600"/>
-                  <wp:effectExtent t="0" r="0" b="0" l="0"/>
-                  <wp:docPr id="113" name="C-13" descr="C-13" title="C-13"/>
                   <wp:cNvGraphicFramePr>
                     <a:graphicFrameLocks xmlns:a="http://schemas.openxmlformats.org/drawingml/2006/main" noChangeAspect="1"/>
                   </wp:cNvGraphicFramePr>
@@ -4691,7 +4391,7 @@
                 <w:sz w:val="22"/>
                 <w:szCs w:val="22"/>
               </w:rPr>
-              <w:t xml:space="preserve">セリフ:気になった人は、プロフィールのリンクから!</w:t>
+              <w:t xml:space="preserve">セリフ:売らない営業、気になったらプロフィールから!</w:t>
             </w:r>
           </w:p>
         </w:tc>
@@ -4736,7 +4436,7 @@
                 <w:sz w:val="18"/>
                 <w:szCs w:val="18"/>
               </w:rPr>
-              <w:t xml:space="preserve">0:39</w:t>
+              <w:t xml:space="preserve">0:29</w:t>
             </w:r>
           </w:p>
           <w:p>
@@ -4749,7 +4449,7 @@
                 <w:sz w:val="18"/>
                 <w:szCs w:val="18"/>
               </w:rPr>
-              <w:t xml:space="preserve">〜0:42</w:t>
+              <w:t xml:space="preserve">〜0:32</w:t>
             </w:r>
           </w:p>
           <w:p>
@@ -4777,7 +4477,7 @@
                 <w:sz w:val="18"/>
                 <w:szCs w:val="18"/>
               </w:rPr>
-              <w:t xml:space="preserve">0:42</w:t>
+              <w:t xml:space="preserve">0:32</w:t>
             </w:r>
           </w:p>
         </w:tc>

--- a/kikakusho/kikakusho-project/clients/新日本リプラス/out/絵コンテ_企画010_あるある_営業_新日本リプラス.docx
+++ b/kikakusho/kikakusho-project/clients/新日本リプラス/out/絵コンテ_企画010_あるある_営業_新日本リプラス.docx
@@ -284,19 +284,6 @@
           <w:sz w:val="20"/>
           <w:szCs w:val="20"/>
         </w:rPr>
-        <w:t xml:space="preserve">C-01　営業あるある、言っていい?</w:t>
-      </w:r>
-    </w:p>
-    <w:p>
-      <w:pPr>
-        <w:spacing w:after="30" w:before="0"/>
-      </w:pPr>
-      <w:r>
-        <w:rPr>
-          <w:rFonts w:ascii="Noto Sans CJK JP" w:cs="Noto Sans CJK JP" w:eastAsia="Noto Sans CJK JP" w:hAnsi="Noto Sans CJK JP"/>
-          <w:sz w:val="20"/>
-          <w:szCs w:val="20"/>
-        </w:rPr>
         <w:t xml:space="preserve">C-02　テロップ:あるある1</w:t>
       </w:r>
     </w:p>
@@ -547,7 +534,7 @@
           <w:sz w:val="19"/>
           <w:szCs w:val="19"/>
         </w:rPr>
-        <w:t xml:space="preserve">・あるあるの3つは仮案。社員さんに「前の職場で本当にあった悩み」を聞いて差し替える。</w:t>
+        <w:t xml:space="preserve">・【要検討】あるあるの内容は打ち合わせで決める。下は仮案。</w:t>
       </w:r>
     </w:p>
     <w:p>
@@ -852,7 +839,7 @@
                 <w:sz w:val="20"/>
                 <w:szCs w:val="20"/>
               </w:rPr>
-              <w:t xml:space="preserve">正面で、早口で話し始める。タイトルは上に固定。</w:t>
+              <w:t xml:space="preserve">ドアをガチャっと開けて入ってくる。セリフなし。タイトルは上に固定。</w:t>
             </w:r>
           </w:p>
           <w:p>
@@ -866,7 +853,7 @@
                 <w:sz w:val="18"/>
                 <w:szCs w:val="18"/>
               </w:rPr>
-              <w:t xml:space="preserve">参考動画 0:00</w:t>
+              <w:t xml:space="preserve">参考動画 0:22</w:t>
             </w:r>
           </w:p>
           <w:p>
@@ -897,21 +884,6 @@
                 <w:szCs w:val="22"/>
               </w:rPr>
               <w:t xml:space="preserve">テロップ:営業あるある</w:t>
-            </w:r>
-          </w:p>
-          <w:p>
-            <w:pPr>
-              <w:spacing w:after="40" w:before="0" w:line="280"/>
-            </w:pPr>
-            <w:r>
-              <w:rPr>
-                <w:rFonts w:ascii="Noto Sans CJK JP" w:cs="Noto Sans CJK JP" w:eastAsia="Noto Sans CJK JP" w:hAnsi="Noto Sans CJK JP"/>
-                <w:b w:val="false"/>
-                <w:bCs w:val="false"/>
-                <w:sz w:val="20"/>
-                <w:szCs w:val="20"/>
-              </w:rPr>
-              <w:t xml:space="preserve">セリフ:営業あるある、言っていい?</w:t>
             </w:r>
           </w:p>
         </w:tc>
@@ -1140,7 +1112,7 @@
                 <w:sz w:val="20"/>
                 <w:szCs w:val="20"/>
               </w:rPr>
-              <w:t xml:space="preserve">早口で、身ぶりを大きく。</w:t>
+              <w:t xml:space="preserve">早口で、身ぶりを大きく。 入ってきた勢いのまま、すぐ言い始める。</w:t>
             </w:r>
           </w:p>
           <w:p>
@@ -2128,7 +2100,7 @@
                 <w:sz w:val="20"/>
                 <w:szCs w:val="20"/>
               </w:rPr>
-              <w:t xml:space="preserve">ドアから顔を出して言う(場面の切り替え)。</w:t>
+              <w:t xml:space="preserve">顔のアップ。表情で共感を出す。</w:t>
             </w:r>
           </w:p>
           <w:p>
@@ -2142,7 +2114,7 @@
                 <w:sz w:val="18"/>
                 <w:szCs w:val="18"/>
               </w:rPr>
-              <w:t xml:space="preserve">参考動画 0:10</w:t>
+              <w:t xml:space="preserve">参考動画 0:15</w:t>
             </w:r>
           </w:p>
           <w:p>
@@ -3115,7 +3087,7 @@
                 <w:sz w:val="18"/>
                 <w:szCs w:val="18"/>
               </w:rPr>
-              <w:t xml:space="preserve">参考動画 0:22</w:t>
+              <w:t xml:space="preserve">参考動画 0:10</w:t>
             </w:r>
           </w:p>
           <w:p>

--- a/kikakusho/kikakusho-project/clients/新日本リプラス/out/絵コンテ_企画010_あるある_営業_新日本リプラス.docx
+++ b/kikakusho/kikakusho-project/clients/新日本リプラス/out/絵コンテ_企画010_あるある_営業_新日本リプラス.docx
@@ -42,7 +42,7 @@
           <w:sz w:val="19"/>
           <w:szCs w:val="19"/>
         </w:rPr>
-        <w:t xml:space="preserve">想定32秒 12カット 縦型9:16 エンタメ(あるある・早口)</w:t>
+        <w:t xml:space="preserve">想定42秒 6カット 縦型9:16 エンタメ(あるある・早口)</w:t>
       </w:r>
     </w:p>
     <w:p>
@@ -242,7 +242,7 @@
           <w:sz w:val="19"/>
           <w:szCs w:val="19"/>
         </w:rPr>
-        <w:t xml:space="preserve">テンポを最優先。セリフの間をすべて詰め、1文ごとにカット。字幕は話した言葉そのままで、1行ずつ出す。4つ目の答えは、1〜3のあるあると同じ順番で返す。</w:t>
+        <w:t xml:space="preserve">テンポを最優先。1つのあるあるを途中で切らずに言い切る。言いよどみや間は編集で詰める。字幕は話した言葉のまま、短く切って出す。4つ目の答えは、1〜3と同じ順番で返す。</w:t>
       </w:r>
     </w:p>
     <w:p>
@@ -297,7 +297,7 @@
           <w:sz w:val="20"/>
           <w:szCs w:val="20"/>
         </w:rPr>
-        <w:t xml:space="preserve">C-02　月初、数字がゼロに戻る</w:t>
+        <w:t xml:space="preserve">C-02　月末ギリギリまで数字追いかけて、やっと達成!って思ったら、次の日1日になった瞬間ゼロに戻ってて、先月の自分なんだったの?ってなる</w:t>
       </w:r>
     </w:p>
     <w:p>
@@ -310,7 +310,7 @@
           <w:sz w:val="20"/>
           <w:szCs w:val="20"/>
         </w:rPr>
-        <w:t xml:space="preserve">C-03　先月のがんばり、どこ行った?</w:t>
+        <w:t xml:space="preserve">C-03　テロップ:あるある2</w:t>
       </w:r>
     </w:p>
     <w:p>
@@ -323,7 +323,7 @@
           <w:sz w:val="20"/>
           <w:szCs w:val="20"/>
         </w:rPr>
-        <w:t xml:space="preserve">C-04　テロップ:あるある2</w:t>
+        <w:t xml:space="preserve">C-03　電話して名乗った瞬間「あ、結構です」でガチャ切り。まだ社名しか言ってないのに…って思いながら、もう次の番号押してる</w:t>
       </w:r>
     </w:p>
     <w:p>
@@ -336,7 +336,7 @@
           <w:sz w:val="20"/>
           <w:szCs w:val="20"/>
         </w:rPr>
-        <w:t xml:space="preserve">C-04　電話した瞬間「結構です」</w:t>
+        <w:t xml:space="preserve">C-04　テロップ:あるある3</w:t>
       </w:r>
     </w:p>
     <w:p>
@@ -349,7 +349,7 @@
           <w:sz w:val="20"/>
           <w:szCs w:val="20"/>
         </w:rPr>
-        <w:t xml:space="preserve">C-05　まだ名前しか言ってない</w:t>
+        <w:t xml:space="preserve">C-04　土日休みのはずなのに、頭の中ずっと数字のことで、日曜の夜になるとちょっと胃が痛くなってくる</w:t>
       </w:r>
     </w:p>
     <w:p>
@@ -362,7 +362,7 @@
           <w:sz w:val="20"/>
           <w:szCs w:val="20"/>
         </w:rPr>
-        <w:t xml:space="preserve">C-06　テロップ:あるある3</w:t>
+        <w:t xml:space="preserve">C-05　テロップ:あるある4</w:t>
       </w:r>
     </w:p>
     <w:p>
@@ -375,7 +375,7 @@
           <w:sz w:val="20"/>
           <w:szCs w:val="20"/>
         </w:rPr>
-        <w:t xml:space="preserve">C-06　売れても、売れなくても、また来月</w:t>
+        <w:t xml:space="preserve">C-05　でも新日本リプラスは、</w:t>
       </w:r>
     </w:p>
     <w:p>
@@ -388,7 +388,7 @@
           <w:sz w:val="20"/>
           <w:szCs w:val="20"/>
         </w:rPr>
-        <w:t xml:space="preserve">C-07　ずっと走りっぱなし</w:t>
+        <w:t xml:space="preserve">C-05　売る営業じゃなくて買い取る営業。お客さんはコストが下がるから、感謝されながら話が進む。一度決まれば定期回収の取引先になるから、毎月ゼロからじゃなくて積み上がる。しかも土日祝休みで、年間休日123日</w:t>
       </w:r>
     </w:p>
     <w:p>
@@ -401,72 +401,7 @@
           <w:sz w:val="20"/>
           <w:szCs w:val="20"/>
         </w:rPr>
-        <w:t xml:space="preserve">C-08　テロップ:あるある4</w:t>
-      </w:r>
-    </w:p>
-    <w:p>
-      <w:pPr>
-        <w:spacing w:after="30" w:before="0"/>
-      </w:pPr>
-      <w:r>
-        <w:rPr>
-          <w:rFonts w:ascii="Noto Sans CJK JP" w:cs="Noto Sans CJK JP" w:eastAsia="Noto Sans CJK JP" w:hAnsi="Noto Sans CJK JP"/>
-          <w:sz w:val="20"/>
-          <w:szCs w:val="20"/>
-        </w:rPr>
-        <w:t xml:space="preserve">C-08　…でも、新日本リプラスは違った</w:t>
-      </w:r>
-    </w:p>
-    <w:p>
-      <w:pPr>
-        <w:spacing w:after="30" w:before="0"/>
-      </w:pPr>
-      <w:r>
-        <w:rPr>
-          <w:rFonts w:ascii="Noto Sans CJK JP" w:cs="Noto Sans CJK JP" w:eastAsia="Noto Sans CJK JP" w:hAnsi="Noto Sans CJK JP"/>
-          <w:sz w:val="20"/>
-          <w:szCs w:val="20"/>
-        </w:rPr>
-        <w:t xml:space="preserve">C-09　開拓したお客さんは、定期回収で残る。ゼロに戻らない</w:t>
-      </w:r>
-    </w:p>
-    <w:p>
-      <w:pPr>
-        <w:spacing w:after="30" w:before="0"/>
-      </w:pPr>
-      <w:r>
-        <w:rPr>
-          <w:rFonts w:ascii="Noto Sans CJK JP" w:cs="Noto Sans CJK JP" w:eastAsia="Noto Sans CJK JP" w:hAnsi="Noto Sans CJK JP"/>
-          <w:sz w:val="20"/>
-          <w:szCs w:val="20"/>
-        </w:rPr>
-        <w:t xml:space="preserve">C-10　こっちが買い取る側。コストが下がるから感謝される</w:t>
-      </w:r>
-    </w:p>
-    <w:p>
-      <w:pPr>
-        <w:spacing w:after="30" w:before="0"/>
-      </w:pPr>
-      <w:r>
-        <w:rPr>
-          <w:rFonts w:ascii="Noto Sans CJK JP" w:cs="Noto Sans CJK JP" w:eastAsia="Noto Sans CJK JP" w:hAnsi="Noto Sans CJK JP"/>
-          <w:sz w:val="20"/>
-          <w:szCs w:val="20"/>
-        </w:rPr>
-        <w:t xml:space="preserve">C-11　積み上がるから、土日祝は休める。年間123日</w:t>
-      </w:r>
-    </w:p>
-    <w:p>
-      <w:pPr>
-        <w:spacing w:after="30" w:before="0"/>
-      </w:pPr>
-      <w:r>
-        <w:rPr>
-          <w:rFonts w:ascii="Noto Sans CJK JP" w:cs="Noto Sans CJK JP" w:eastAsia="Noto Sans CJK JP" w:hAnsi="Noto Sans CJK JP"/>
-          <w:sz w:val="20"/>
-          <w:szCs w:val="20"/>
-        </w:rPr>
-        <w:t xml:space="preserve">C-12　売らない営業、気になったらプロフィールから!</w:t>
+        <w:t xml:space="preserve">C-06　営業経験あるなら、プロフィールから見てみて!</w:t>
       </w:r>
     </w:p>
     <w:p>
@@ -534,7 +469,7 @@
           <w:sz w:val="19"/>
           <w:szCs w:val="19"/>
         </w:rPr>
-        <w:t xml:space="preserve">・【要検討】あるあるの内容は打ち合わせで決める。下は仮案。</w:t>
+        <w:t xml:space="preserve">・1〜3のあるあるは仮案。社員さんの実体験があれば差し替える。</w:t>
       </w:r>
     </w:p>
     <w:p>
@@ -548,19 +483,6 @@
           <w:szCs w:val="19"/>
         </w:rPr>
         <w:t xml:space="preserve">・「ノルマなし」とは言わない(原稿は「ノルマに追われない」)。</w:t>
-      </w:r>
-    </w:p>
-    <w:p>
-      <w:pPr>
-        <w:spacing w:after="40" w:before="0" w:line="260"/>
-      </w:pPr>
-      <w:r>
-        <w:rPr>
-          <w:rFonts w:ascii="Noto Sans CJK JP" w:cs="Noto Sans CJK JP" w:eastAsia="Noto Sans CJK JP" w:hAnsi="Noto Sans CJK JP"/>
-          <w:sz w:val="19"/>
-          <w:szCs w:val="19"/>
-        </w:rPr>
-        <w:t xml:space="preserve">・「積み上がるから休める」は言い方の工夫。事実は「積み上げ型」と「土日祝休み・年間123日」。</w:t>
       </w:r>
     </w:p>
     <w:p>
@@ -1112,7 +1034,7 @@
                 <w:sz w:val="20"/>
                 <w:szCs w:val="20"/>
               </w:rPr>
-              <w:t xml:space="preserve">早口で、身ぶりを大きく。 入ってきた勢いのまま、すぐ言い始める。</w:t>
+              <w:t xml:space="preserve">息つぎなしで、早口で一気に言い切る。身ぶりは大きく。 入ってきた勢いのまま、すぐ言い始める。</w:t>
             </w:r>
           </w:p>
           <w:p>
@@ -1126,7 +1048,7 @@
                 <w:sz w:val="18"/>
                 <w:szCs w:val="18"/>
               </w:rPr>
-              <w:t xml:space="preserve">参考動画 0:03</w:t>
+              <w:t xml:space="preserve">参考動画 0:03｜字幕は話した言葉のまま、短く切って次々に出す。</w:t>
             </w:r>
           </w:p>
           <w:p>
@@ -1171,7 +1093,7 @@
                 <w:sz w:val="20"/>
                 <w:szCs w:val="20"/>
               </w:rPr>
-              <w:t xml:space="preserve">セリフ:月初、数字がゼロに戻る</w:t>
+              <w:t xml:space="preserve">セリフ:月末ギリギリまで数字追いかけて、やっと達成!って思ったら、次の日1日になった瞬間ゼロに戻ってて、先月の自分なんだったの?ってなる</w:t>
             </w:r>
           </w:p>
         </w:tc>
@@ -1203,7 +1125,7 @@
                 <w:sz w:val="24"/>
                 <w:szCs w:val="24"/>
               </w:rPr>
-              <w:t xml:space="preserve">3 秒</w:t>
+              <w:t xml:space="preserve">9 秒</w:t>
             </w:r>
           </w:p>
           <w:p>
@@ -1229,7 +1151,7 @@
                 <w:sz w:val="18"/>
                 <w:szCs w:val="18"/>
               </w:rPr>
-              <w:t xml:space="preserve">〜0:05</w:t>
+              <w:t xml:space="preserve">〜0:11</w:t>
             </w:r>
           </w:p>
           <w:p>
@@ -1257,7 +1179,7 @@
                 <w:sz w:val="18"/>
                 <w:szCs w:val="18"/>
               </w:rPr>
-              <w:t xml:space="preserve">0:05</w:t>
+              <w:t xml:space="preserve">0:11</w:t>
             </w:r>
           </w:p>
         </w:tc>
@@ -1400,7 +1322,7 @@
                 <w:sz w:val="20"/>
                 <w:szCs w:val="20"/>
               </w:rPr>
-              <w:t xml:space="preserve">顔のアップ。表情で共感を出す。</w:t>
+              <w:t xml:space="preserve">息つぎなしで、早口で一気に言い切る。身ぶりは大きく。</w:t>
             </w:r>
           </w:p>
           <w:p>
@@ -1414,7 +1336,7 @@
                 <w:sz w:val="18"/>
                 <w:szCs w:val="18"/>
               </w:rPr>
-              <w:t xml:space="preserve">参考動画 0:06</w:t>
+              <w:t xml:space="preserve">参考動画 0:12｜字幕は話した言葉のまま、短く切って次々に出す。</w:t>
             </w:r>
           </w:p>
           <w:p>
@@ -1444,7 +1366,22 @@
                 <w:sz w:val="20"/>
                 <w:szCs w:val="20"/>
               </w:rPr>
-              <w:t xml:space="preserve">セリフ:先月のがんばり、どこ行った?</w:t>
+              <w:t xml:space="preserve">テロップ:あるある2</w:t>
+            </w:r>
+          </w:p>
+          <w:p>
+            <w:pPr>
+              <w:spacing w:after="40" w:before="0" w:line="280"/>
+            </w:pPr>
+            <w:r>
+              <w:rPr>
+                <w:rFonts w:ascii="Noto Sans CJK JP" w:cs="Noto Sans CJK JP" w:eastAsia="Noto Sans CJK JP" w:hAnsi="Noto Sans CJK JP"/>
+                <w:b w:val="false"/>
+                <w:bCs w:val="false"/>
+                <w:sz w:val="20"/>
+                <w:szCs w:val="20"/>
+              </w:rPr>
+              <w:t xml:space="preserve">セリフ:電話して名乗った瞬間「あ、結構です」でガチャ切り。まだ社名しか言ってないのに…って思いながら、もう次の番号押してる</w:t>
             </w:r>
           </w:p>
         </w:tc>
@@ -1476,7 +1413,7 @@
                 <w:sz w:val="24"/>
                 <w:szCs w:val="24"/>
               </w:rPr>
-              <w:t xml:space="preserve">2 秒</w:t>
+              <w:t xml:space="preserve">9 秒</w:t>
             </w:r>
           </w:p>
           <w:p>
@@ -1489,7 +1426,7 @@
                 <w:sz w:val="18"/>
                 <w:szCs w:val="18"/>
               </w:rPr>
-              <w:t xml:space="preserve">0:05</w:t>
+              <w:t xml:space="preserve">0:11</w:t>
             </w:r>
           </w:p>
           <w:p>
@@ -1502,7 +1439,7 @@
                 <w:sz w:val="18"/>
                 <w:szCs w:val="18"/>
               </w:rPr>
-              <w:t xml:space="preserve">〜0:07</w:t>
+              <w:t xml:space="preserve">〜0:20</w:t>
             </w:r>
           </w:p>
           <w:p>
@@ -1530,7 +1467,7 @@
                 <w:sz w:val="18"/>
                 <w:szCs w:val="18"/>
               </w:rPr>
-              <w:t xml:space="preserve">0:07</w:t>
+              <w:t xml:space="preserve">0:20</w:t>
             </w:r>
           </w:p>
         </w:tc>
@@ -1812,7 +1749,7 @@
                 <w:sz w:val="20"/>
                 <w:szCs w:val="20"/>
               </w:rPr>
-              <w:t xml:space="preserve">早口で、身ぶりを大きく。</w:t>
+              <w:t xml:space="preserve">息つぎなしで、早口で一気に言い切る。身ぶりは大きく。</w:t>
             </w:r>
           </w:p>
           <w:p>
@@ -1826,7 +1763,7 @@
                 <w:sz w:val="18"/>
                 <w:szCs w:val="18"/>
               </w:rPr>
-              <w:t xml:space="preserve">参考動画 0:12</w:t>
+              <w:t xml:space="preserve">参考動画 0:24｜字幕は話した言葉のまま、短く切って次々に出す。</w:t>
             </w:r>
           </w:p>
           <w:p>
@@ -1856,7 +1793,7 @@
                 <w:sz w:val="20"/>
                 <w:szCs w:val="20"/>
               </w:rPr>
-              <w:t xml:space="preserve">テロップ:あるある2</w:t>
+              <w:t xml:space="preserve">テロップ:あるある3</w:t>
             </w:r>
           </w:p>
           <w:p>
@@ -1871,7 +1808,7 @@
                 <w:sz w:val="20"/>
                 <w:szCs w:val="20"/>
               </w:rPr>
-              <w:t xml:space="preserve">セリフ:電話した瞬間「結構です」</w:t>
+              <w:t xml:space="preserve">セリフ:土日休みのはずなのに、頭の中ずっと数字のことで、日曜の夜になるとちょっと胃が痛くなってくる</w:t>
             </w:r>
           </w:p>
         </w:tc>
@@ -1903,7 +1840,7 @@
                 <w:sz w:val="24"/>
                 <w:szCs w:val="24"/>
               </w:rPr>
-              <w:t xml:space="preserve">3 秒</w:t>
+              <w:t xml:space="preserve">9 秒</w:t>
             </w:r>
           </w:p>
           <w:p>
@@ -1916,7 +1853,7 @@
                 <w:sz w:val="18"/>
                 <w:szCs w:val="18"/>
               </w:rPr>
-              <w:t xml:space="preserve">0:07</w:t>
+              <w:t xml:space="preserve">0:20</w:t>
             </w:r>
           </w:p>
           <w:p>
@@ -1929,7 +1866,7 @@
                 <w:sz w:val="18"/>
                 <w:szCs w:val="18"/>
               </w:rPr>
-              <w:t xml:space="preserve">〜0:10</w:t>
+              <w:t xml:space="preserve">〜0:29</w:t>
             </w:r>
           </w:p>
           <w:p>
@@ -1957,7 +1894,7 @@
                 <w:sz w:val="18"/>
                 <w:szCs w:val="18"/>
               </w:rPr>
-              <w:t xml:space="preserve">0:10</w:t>
+              <w:t xml:space="preserve">0:29</w:t>
             </w:r>
           </w:p>
         </w:tc>
@@ -2100,7 +2037,7 @@
                 <w:sz w:val="20"/>
                 <w:szCs w:val="20"/>
               </w:rPr>
-              <w:t xml:space="preserve">顔のアップ。表情で共感を出す。</w:t>
+              <w:t xml:space="preserve">ドアから出てきて、声のトーンを変える。そのまま一気に言い切る。</w:t>
             </w:r>
           </w:p>
           <w:p>
@@ -2114,7 +2051,7 @@
                 <w:sz w:val="18"/>
                 <w:szCs w:val="18"/>
               </w:rPr>
-              <w:t xml:space="preserve">参考動画 0:15</w:t>
+              <w:t xml:space="preserve">参考動画 0:10｜大事な言葉だけ色を変える。</w:t>
             </w:r>
           </w:p>
           <w:p>
@@ -2144,7 +2081,37 @@
                 <w:sz w:val="20"/>
                 <w:szCs w:val="20"/>
               </w:rPr>
-              <w:t xml:space="preserve">セリフ:まだ名前しか言ってない</w:t>
+              <w:t xml:space="preserve">テロップ:あるある4</w:t>
+            </w:r>
+          </w:p>
+          <w:p>
+            <w:pPr>
+              <w:spacing w:after="40" w:before="0" w:line="280"/>
+            </w:pPr>
+            <w:r>
+              <w:rPr>
+                <w:rFonts w:ascii="Noto Sans CJK JP" w:cs="Noto Sans CJK JP" w:eastAsia="Noto Sans CJK JP" w:hAnsi="Noto Sans CJK JP"/>
+                <w:b/>
+                <w:bCs/>
+                <w:sz w:val="22"/>
+                <w:szCs w:val="22"/>
+              </w:rPr>
+              <w:t xml:space="preserve">セリフ:でも新日本リプラスは、</w:t>
+            </w:r>
+          </w:p>
+          <w:p>
+            <w:pPr>
+              <w:spacing w:after="40" w:before="0" w:line="280"/>
+            </w:pPr>
+            <w:r>
+              <w:rPr>
+                <w:rFonts w:ascii="Noto Sans CJK JP" w:cs="Noto Sans CJK JP" w:eastAsia="Noto Sans CJK JP" w:hAnsi="Noto Sans CJK JP"/>
+                <w:b w:val="false"/>
+                <w:bCs w:val="false"/>
+                <w:sz w:val="20"/>
+                <w:szCs w:val="20"/>
+              </w:rPr>
+              <w:t xml:space="preserve">セリフ:売る営業じゃなくて買い取る営業。お客さんはコストが下がるから、感謝されながら話が進む。一度決まれば定期回収の取引先になるから、毎月ゼロからじゃなくて積み上がる。しかも土日祝休みで、年間休日123日</w:t>
             </w:r>
           </w:p>
         </w:tc>
@@ -2176,7 +2143,7 @@
                 <w:sz w:val="24"/>
                 <w:szCs w:val="24"/>
               </w:rPr>
-              <w:t xml:space="preserve">2 秒</w:t>
+              <w:t xml:space="preserve">10 秒</w:t>
             </w:r>
           </w:p>
           <w:p>
@@ -2189,7 +2156,7 @@
                 <w:sz w:val="18"/>
                 <w:szCs w:val="18"/>
               </w:rPr>
-              <w:t xml:space="preserve">0:10</w:t>
+              <w:t xml:space="preserve">0:29</w:t>
             </w:r>
           </w:p>
           <w:p>
@@ -2202,7 +2169,7 @@
                 <w:sz w:val="18"/>
                 <w:szCs w:val="18"/>
               </w:rPr>
-              <w:t xml:space="preserve">〜0:12</w:t>
+              <w:t xml:space="preserve">〜0:39</w:t>
             </w:r>
           </w:p>
           <w:p>
@@ -2230,7 +2197,7 @@
                 <w:sz w:val="18"/>
                 <w:szCs w:val="18"/>
               </w:rPr>
-              <w:t xml:space="preserve">0:12</w:t>
+              <w:t xml:space="preserve">0:39</w:t>
             </w:r>
           </w:p>
         </w:tc>
@@ -2373,7 +2340,7 @@
                 <w:sz w:val="20"/>
                 <w:szCs w:val="20"/>
               </w:rPr>
-              <w:t xml:space="preserve">早口で、身ぶりを大きく。</w:t>
+              <w:t xml:space="preserve">カメラを指さす。</w:t>
             </w:r>
           </w:p>
           <w:p>
@@ -2387,7 +2354,7 @@
                 <w:sz w:val="18"/>
                 <w:szCs w:val="18"/>
               </w:rPr>
-              <w:t xml:space="preserve">参考動画 0:24</w:t>
+              <w:t xml:space="preserve">参考動画 0:45</w:t>
             </w:r>
           </w:p>
           <w:p>
@@ -2412,27 +2379,12 @@
             <w:r>
               <w:rPr>
                 <w:rFonts w:ascii="Noto Sans CJK JP" w:cs="Noto Sans CJK JP" w:eastAsia="Noto Sans CJK JP" w:hAnsi="Noto Sans CJK JP"/>
-                <w:b w:val="false"/>
-                <w:bCs w:val="false"/>
-                <w:sz w:val="20"/>
-                <w:szCs w:val="20"/>
-              </w:rPr>
-              <w:t xml:space="preserve">テロップ:あるある3</w:t>
-            </w:r>
-          </w:p>
-          <w:p>
-            <w:pPr>
-              <w:spacing w:after="40" w:before="0" w:line="280"/>
-            </w:pPr>
-            <w:r>
-              <w:rPr>
-                <w:rFonts w:ascii="Noto Sans CJK JP" w:cs="Noto Sans CJK JP" w:eastAsia="Noto Sans CJK JP" w:hAnsi="Noto Sans CJK JP"/>
-                <w:b w:val="false"/>
-                <w:bCs w:val="false"/>
-                <w:sz w:val="20"/>
-                <w:szCs w:val="20"/>
-              </w:rPr>
-              <w:t xml:space="preserve">セリフ:売れても、売れなくても、また来月</w:t>
+                <w:b/>
+                <w:bCs/>
+                <w:sz w:val="22"/>
+                <w:szCs w:val="22"/>
+              </w:rPr>
+              <w:t xml:space="preserve">セリフ:営業経験あるなら、プロフィールから見てみて!</w:t>
             </w:r>
           </w:p>
         </w:tc>
@@ -2477,7 +2429,7 @@
                 <w:sz w:val="18"/>
                 <w:szCs w:val="18"/>
               </w:rPr>
-              <w:t xml:space="preserve">0:12</w:t>
+              <w:t xml:space="preserve">0:39</w:t>
             </w:r>
           </w:p>
           <w:p>
@@ -2490,7 +2442,7 @@
                 <w:sz w:val="18"/>
                 <w:szCs w:val="18"/>
               </w:rPr>
-              <w:t xml:space="preserve">〜0:15</w:t>
+              <w:t xml:space="preserve">〜0:42</w:t>
             </w:r>
           </w:p>
           <w:p>
@@ -2518,1938 +2470,7 @@
                 <w:sz w:val="18"/>
                 <w:szCs w:val="18"/>
               </w:rPr>
-              <w:t xml:space="preserve">0:15</w:t>
-            </w:r>
-          </w:p>
-        </w:tc>
-      </w:tr>
-    </w:tbl>
-    <w:p>
-      <w:pPr>
-        <w:keepNext/>
-        <w:pageBreakBefore/>
-        <w:spacing w:after="100" w:before="0"/>
-      </w:pPr>
-      <w:r>
-        <w:rPr>
-          <w:rFonts w:ascii="Noto Sans CJK JP" w:cs="Noto Sans CJK JP" w:eastAsia="Noto Sans CJK JP" w:hAnsi="Noto Sans CJK JP"/>
-          <w:b/>
-          <w:bCs/>
-          <w:sz w:val="22"/>
-          <w:szCs w:val="22"/>
-        </w:rPr>
-        <w:t xml:space="preserve">企画010 営業あるある C-07〜C-09</w:t>
-      </w:r>
-    </w:p>
-    <w:tbl>
-      <w:tblPr>
-        <w:tblW w:type="dxa" w:w="10319"/>
-        <w:tblBorders>
-          <w:top w:val="single" w:color="auto" w:sz="4"/>
-          <w:left w:val="single" w:color="auto" w:sz="4"/>
-          <w:bottom w:val="single" w:color="auto" w:sz="4"/>
-          <w:right w:val="single" w:color="auto" w:sz="4"/>
-          <w:insideH w:val="single" w:color="auto" w:sz="4"/>
-          <w:insideV w:val="single" w:color="auto" w:sz="4"/>
-        </w:tblBorders>
-      </w:tblPr>
-      <w:tblGrid>
-        <w:gridCol w:w="2523"/>
-        <w:gridCol w:w="6605"/>
-        <w:gridCol w:w="1191"/>
-      </w:tblGrid>
-      <w:tr>
-        <w:trPr>
-          <w:tblHeader/>
-        </w:trPr>
-        <w:tc>
-          <w:tcPr>
-            <w:tcW w:type="dxa" w:w="2523"/>
-            <w:tcBorders>
-              <w:top w:val="single" w:color="BFBFBF" w:sz="4"/>
-              <w:left w:val="single" w:color="BFBFBF" w:sz="4"/>
-              <w:bottom w:val="single" w:color="BFBFBF" w:sz="4"/>
-              <w:right w:val="single" w:color="BFBFBF" w:sz="4"/>
-            </w:tcBorders>
-            <w:shd w:fill="F2F2F2" w:color="auto" w:val="clear"/>
-            <w:tcMar>
-              <w:top w:type="dxa" w:w="100"/>
-              <w:left w:type="dxa" w:w="120"/>
-              <w:bottom w:type="dxa" w:w="100"/>
-              <w:right w:type="dxa" w:w="120"/>
-            </w:tcMar>
-          </w:tcPr>
-          <w:p>
-            <w:pPr>
-              <w:spacing w:after="0" w:before="0"/>
-            </w:pPr>
-            <w:r>
-              <w:rPr>
-                <w:rFonts w:ascii="Noto Sans CJK JP" w:cs="Noto Sans CJK JP" w:eastAsia="Noto Sans CJK JP" w:hAnsi="Noto Sans CJK JP"/>
-                <w:b/>
-                <w:bCs/>
-                <w:sz w:val="20"/>
-                <w:szCs w:val="20"/>
-              </w:rPr>
-              <w:t xml:space="preserve">画面/絵</w:t>
-            </w:r>
-          </w:p>
-        </w:tc>
-        <w:tc>
-          <w:tcPr>
-            <w:tcW w:type="dxa" w:w="6605"/>
-            <w:tcBorders>
-              <w:top w:val="single" w:color="BFBFBF" w:sz="4"/>
-              <w:left w:val="single" w:color="BFBFBF" w:sz="4"/>
-              <w:bottom w:val="single" w:color="BFBFBF" w:sz="4"/>
-              <w:right w:val="single" w:color="BFBFBF" w:sz="4"/>
-            </w:tcBorders>
-            <w:shd w:fill="F2F2F2" w:color="auto" w:val="clear"/>
-            <w:tcMar>
-              <w:top w:type="dxa" w:w="100"/>
-              <w:left w:type="dxa" w:w="120"/>
-              <w:bottom w:type="dxa" w:w="100"/>
-              <w:right w:type="dxa" w:w="120"/>
-            </w:tcMar>
-          </w:tcPr>
-          <w:p>
-            <w:pPr>
-              <w:spacing w:after="0" w:before="0"/>
-            </w:pPr>
-            <w:r>
-              <w:rPr>
-                <w:rFonts w:ascii="Noto Sans CJK JP" w:cs="Noto Sans CJK JP" w:eastAsia="Noto Sans CJK JP" w:hAnsi="Noto Sans CJK JP"/>
-                <w:b/>
-                <w:bCs/>
-                <w:sz w:val="20"/>
-                <w:szCs w:val="20"/>
-              </w:rPr>
-              <w:t xml:space="preserve">内容&amp;セリフ</w:t>
-            </w:r>
-          </w:p>
-        </w:tc>
-        <w:tc>
-          <w:tcPr>
-            <w:tcW w:type="dxa" w:w="1191"/>
-            <w:tcBorders>
-              <w:top w:val="single" w:color="BFBFBF" w:sz="4"/>
-              <w:left w:val="single" w:color="BFBFBF" w:sz="4"/>
-              <w:bottom w:val="single" w:color="BFBFBF" w:sz="4"/>
-              <w:right w:val="single" w:color="BFBFBF" w:sz="4"/>
-            </w:tcBorders>
-            <w:shd w:fill="F2F2F2" w:color="auto" w:val="clear"/>
-            <w:tcMar>
-              <w:top w:type="dxa" w:w="100"/>
-              <w:left w:type="dxa" w:w="120"/>
-              <w:bottom w:type="dxa" w:w="100"/>
-              <w:right w:type="dxa" w:w="120"/>
-            </w:tcMar>
-          </w:tcPr>
-          <w:p>
-            <w:pPr>
-              <w:spacing w:after="0" w:before="0"/>
-            </w:pPr>
-            <w:r>
-              <w:rPr>
-                <w:rFonts w:ascii="Noto Sans CJK JP" w:cs="Noto Sans CJK JP" w:eastAsia="Noto Sans CJK JP" w:hAnsi="Noto Sans CJK JP"/>
-                <w:b/>
-                <w:bCs/>
-                <w:sz w:val="20"/>
-                <w:szCs w:val="20"/>
-              </w:rPr>
-              <w:t xml:space="preserve">時間</w:t>
-            </w:r>
-          </w:p>
-        </w:tc>
-      </w:tr>
-      <w:tr>
-        <w:trPr>
-          <w:cantSplit/>
-          <w:trHeight w:val="3300" w:hRule="atLeast"/>
-        </w:trPr>
-        <w:tc>
-          <w:tcPr>
-            <w:tcW w:type="dxa" w:w="2523"/>
-            <w:tcBorders>
-              <w:top w:val="single" w:color="BFBFBF" w:sz="4"/>
-              <w:left w:val="single" w:color="BFBFBF" w:sz="4"/>
-              <w:bottom w:val="single" w:color="BFBFBF" w:sz="4"/>
-              <w:right w:val="single" w:color="BFBFBF" w:sz="4"/>
-            </w:tcBorders>
-            <w:tcMar>
-              <w:top w:type="dxa" w:w="100"/>
-              <w:left w:type="dxa" w:w="120"/>
-              <w:bottom w:type="dxa" w:w="100"/>
-              <w:right w:type="dxa" w:w="120"/>
-            </w:tcMar>
-          </w:tcPr>
-          <w:p>
-            <w:pPr>
-              <w:spacing w:after="60" w:before="0"/>
-            </w:pPr>
-            <w:r>
-              <w:rPr>
-                <w:rFonts w:ascii="Noto Sans CJK JP" w:cs="Noto Sans CJK JP" w:eastAsia="Noto Sans CJK JP" w:hAnsi="Noto Sans CJK JP"/>
-                <w:b/>
-                <w:bCs/>
-                <w:sz w:val="20"/>
-                <w:szCs w:val="20"/>
-              </w:rPr>
-              <w:t xml:space="preserve">C-07</w:t>
-            </w:r>
-          </w:p>
-          <w:p>
-            <w:pPr>
-              <w:spacing w:after="0" w:before="0"/>
-            </w:pPr>
-            <w:r>
-              <w:drawing>
-                <wp:inline distT="0" distB="0" distL="0" distR="0">
-                  <wp:extent cx="1200150" cy="2133600"/>
-                  <wp:effectExtent t="0" r="0" b="0" l="0"/>
-                  <wp:docPr id="107" name="C-07" descr="C-07" title="C-07"/>
-                  <wp:cNvGraphicFramePr>
-                    <a:graphicFrameLocks xmlns:a="http://schemas.openxmlformats.org/drawingml/2006/main" noChangeAspect="1"/>
-                  </wp:cNvGraphicFramePr>
-                  <a:graphic xmlns:a="http://schemas.openxmlformats.org/drawingml/2006/main">
-                    <a:graphicData uri="http://schemas.openxmlformats.org/drawingml/2006/picture">
-                      <pic:pic xmlns:pic="http://schemas.openxmlformats.org/drawingml/2006/picture">
-                        <pic:nvPicPr>
-                          <pic:cNvPr id="0" name="" descr=""/>
-                          <pic:cNvPicPr>
-                            <a:picLocks noChangeAspect="1" noChangeArrowheads="1"/>
-                          </pic:cNvPicPr>
-                        </pic:nvPicPr>
-                        <pic:blipFill>
-                          <a:blip r:embed="rId14" cstate="none"/>
-                          <a:srcRect/>
-                          <a:stretch>
-                            <a:fillRect/>
-                          </a:stretch>
-                        </pic:blipFill>
-                        <pic:spPr bwMode="auto">
-                          <a:xfrm>
-                            <a:off x="0" y="0"/>
-                            <a:ext cx="1200150" cy="2133600"/>
-                          </a:xfrm>
-                          <a:prstGeom prst="rect">
-                            <a:avLst/>
-                          </a:prstGeom>
-                        </pic:spPr>
-                      </pic:pic>
-                    </a:graphicData>
-                  </a:graphic>
-                </wp:inline>
-              </w:drawing>
-            </w:r>
-          </w:p>
-        </w:tc>
-        <w:tc>
-          <w:tcPr>
-            <w:tcW w:type="dxa" w:w="6605"/>
-            <w:tcBorders>
-              <w:top w:val="single" w:color="BFBFBF" w:sz="4"/>
-              <w:left w:val="single" w:color="BFBFBF" w:sz="4"/>
-              <w:bottom w:val="single" w:color="BFBFBF" w:sz="4"/>
-              <w:right w:val="single" w:color="BFBFBF" w:sz="4"/>
-            </w:tcBorders>
-            <w:tcMar>
-              <w:top w:type="dxa" w:w="100"/>
-              <w:left w:type="dxa" w:w="120"/>
-              <w:bottom w:type="dxa" w:w="100"/>
-              <w:right w:type="dxa" w:w="120"/>
-            </w:tcMar>
-          </w:tcPr>
-          <w:p>
-            <w:pPr>
-              <w:spacing w:after="60" w:before="0"/>
-            </w:pPr>
-            <w:r>
-              <w:rPr>
-                <w:rFonts w:ascii="Noto Sans CJK JP" w:cs="Noto Sans CJK JP" w:eastAsia="Noto Sans CJK JP" w:hAnsi="Noto Sans CJK JP"/>
-                <w:b/>
-                <w:bCs/>
-                <w:sz w:val="22"/>
-                <w:szCs w:val="22"/>
-              </w:rPr>
-              <w:t xml:space="preserve">① 撮影指示</w:t>
-            </w:r>
-          </w:p>
-          <w:p>
-            <w:pPr>
-              <w:spacing w:after="40" w:before="0"/>
-            </w:pPr>
-            <w:r>
-              <w:rPr>
-                <w:rFonts w:ascii="Noto Sans CJK JP" w:cs="Noto Sans CJK JP" w:eastAsia="Noto Sans CJK JP" w:hAnsi="Noto Sans CJK JP"/>
-                <w:b/>
-                <w:bCs/>
-                <w:sz w:val="20"/>
-                <w:szCs w:val="20"/>
-              </w:rPr>
-              <w:t xml:space="preserve">場所:部屋の中(固定)</w:t>
-            </w:r>
-          </w:p>
-          <w:p>
-            <w:pPr>
-              <w:spacing w:after="60" w:before="0" w:line="290"/>
-            </w:pPr>
-            <w:r>
-              <w:rPr>
-                <w:rFonts w:ascii="Noto Sans CJK JP" w:cs="Noto Sans CJK JP" w:eastAsia="Noto Sans CJK JP" w:hAnsi="Noto Sans CJK JP"/>
-                <w:sz w:val="20"/>
-                <w:szCs w:val="20"/>
-              </w:rPr>
-              <w:t xml:space="preserve">顔のアップ。表情で共感を出す。</w:t>
-            </w:r>
-          </w:p>
-          <w:p>
-            <w:pPr>
-              <w:spacing w:after="100" w:before="0" w:line="270"/>
-            </w:pPr>
-            <w:r>
-              <w:rPr>
-                <w:rFonts w:ascii="Noto Sans CJK JP" w:cs="Noto Sans CJK JP" w:eastAsia="Noto Sans CJK JP" w:hAnsi="Noto Sans CJK JP"/>
-                <w:color w:val="7F7F7F"/>
-                <w:sz w:val="18"/>
-                <w:szCs w:val="18"/>
-              </w:rPr>
-              <w:t xml:space="preserve">参考動画 0:27</w:t>
-            </w:r>
-          </w:p>
-          <w:p>
-            <w:pPr>
-              <w:spacing w:after="60" w:before="0"/>
-            </w:pPr>
-            <w:r>
-              <w:rPr>
-                <w:rFonts w:ascii="Noto Sans CJK JP" w:cs="Noto Sans CJK JP" w:eastAsia="Noto Sans CJK JP" w:hAnsi="Noto Sans CJK JP"/>
-                <w:b/>
-                <w:bCs/>
-                <w:sz w:val="22"/>
-                <w:szCs w:val="22"/>
-              </w:rPr>
-              <w:t xml:space="preserve">② セリフ/テロップ</w:t>
-            </w:r>
-          </w:p>
-          <w:p>
-            <w:pPr>
-              <w:spacing w:after="40" w:before="0" w:line="280"/>
-            </w:pPr>
-            <w:r>
-              <w:rPr>
-                <w:rFonts w:ascii="Noto Sans CJK JP" w:cs="Noto Sans CJK JP" w:eastAsia="Noto Sans CJK JP" w:hAnsi="Noto Sans CJK JP"/>
-                <w:b w:val="false"/>
-                <w:bCs w:val="false"/>
-                <w:sz w:val="20"/>
-                <w:szCs w:val="20"/>
-              </w:rPr>
-              <w:t xml:space="preserve">セリフ:ずっと走りっぱなし</w:t>
-            </w:r>
-          </w:p>
-        </w:tc>
-        <w:tc>
-          <w:tcPr>
-            <w:tcW w:type="dxa" w:w="1191"/>
-            <w:tcBorders>
-              <w:top w:val="single" w:color="BFBFBF" w:sz="4"/>
-              <w:left w:val="single" w:color="BFBFBF" w:sz="4"/>
-              <w:bottom w:val="single" w:color="BFBFBF" w:sz="4"/>
-              <w:right w:val="single" w:color="BFBFBF" w:sz="4"/>
-            </w:tcBorders>
-            <w:tcMar>
-              <w:top w:type="dxa" w:w="100"/>
-              <w:left w:type="dxa" w:w="120"/>
-              <w:bottom w:type="dxa" w:w="100"/>
-              <w:right w:type="dxa" w:w="120"/>
-            </w:tcMar>
-          </w:tcPr>
-          <w:p>
-            <w:pPr>
-              <w:spacing w:after="60" w:before="0"/>
-            </w:pPr>
-            <w:r>
-              <w:rPr>
-                <w:rFonts w:ascii="Noto Sans CJK JP" w:cs="Noto Sans CJK JP" w:eastAsia="Noto Sans CJK JP" w:hAnsi="Noto Sans CJK JP"/>
-                <w:b/>
-                <w:bCs/>
-                <w:sz w:val="24"/>
-                <w:szCs w:val="24"/>
-              </w:rPr>
-              <w:t xml:space="preserve">2 秒</w:t>
-            </w:r>
-          </w:p>
-          <w:p>
-            <w:pPr>
-              <w:spacing w:after="0" w:before="0"/>
-            </w:pPr>
-            <w:r>
-              <w:rPr>
-                <w:rFonts w:ascii="Noto Sans CJK JP" w:cs="Noto Sans CJK JP" w:eastAsia="Noto Sans CJK JP" w:hAnsi="Noto Sans CJK JP"/>
-                <w:sz w:val="18"/>
-                <w:szCs w:val="18"/>
-              </w:rPr>
-              <w:t xml:space="preserve">0:15</w:t>
-            </w:r>
-          </w:p>
-          <w:p>
-            <w:pPr>
-              <w:spacing w:after="100" w:before="0"/>
-            </w:pPr>
-            <w:r>
-              <w:rPr>
-                <w:rFonts w:ascii="Noto Sans CJK JP" w:cs="Noto Sans CJK JP" w:eastAsia="Noto Sans CJK JP" w:hAnsi="Noto Sans CJK JP"/>
-                <w:sz w:val="18"/>
-                <w:szCs w:val="18"/>
-              </w:rPr>
-              <w:t xml:space="preserve">〜0:17</w:t>
-            </w:r>
-          </w:p>
-          <w:p>
-            <w:pPr>
-              <w:spacing w:after="0" w:before="0"/>
-            </w:pPr>
-            <w:r>
-              <w:rPr>
-                <w:rFonts w:ascii="Noto Sans CJK JP" w:cs="Noto Sans CJK JP" w:eastAsia="Noto Sans CJK JP" w:hAnsi="Noto Sans CJK JP"/>
-                <w:color w:val="7F7F7F"/>
-                <w:sz w:val="16"/>
-                <w:szCs w:val="16"/>
-              </w:rPr>
-              <w:t xml:space="preserve">累計</w:t>
-            </w:r>
-          </w:p>
-          <w:p>
-            <w:pPr>
-              <w:spacing w:after="0" w:before="0"/>
-            </w:pPr>
-            <w:r>
-              <w:rPr>
-                <w:rFonts w:ascii="Noto Sans CJK JP" w:cs="Noto Sans CJK JP" w:eastAsia="Noto Sans CJK JP" w:hAnsi="Noto Sans CJK JP"/>
-                <w:color w:val="7F7F7F"/>
-                <w:sz w:val="18"/>
-                <w:szCs w:val="18"/>
-              </w:rPr>
-              <w:t xml:space="preserve">0:17</w:t>
-            </w:r>
-          </w:p>
-        </w:tc>
-      </w:tr>
-      <w:tr>
-        <w:trPr>
-          <w:cantSplit/>
-          <w:trHeight w:val="3300" w:hRule="atLeast"/>
-        </w:trPr>
-        <w:tc>
-          <w:tcPr>
-            <w:tcW w:type="dxa" w:w="2523"/>
-            <w:tcBorders>
-              <w:top w:val="single" w:color="BFBFBF" w:sz="4"/>
-              <w:left w:val="single" w:color="BFBFBF" w:sz="4"/>
-              <w:bottom w:val="single" w:color="BFBFBF" w:sz="4"/>
-              <w:right w:val="single" w:color="BFBFBF" w:sz="4"/>
-            </w:tcBorders>
-            <w:tcMar>
-              <w:top w:type="dxa" w:w="100"/>
-              <w:left w:type="dxa" w:w="120"/>
-              <w:bottom w:type="dxa" w:w="100"/>
-              <w:right w:type="dxa" w:w="120"/>
-            </w:tcMar>
-          </w:tcPr>
-          <w:p>
-            <w:pPr>
-              <w:spacing w:after="60" w:before="0"/>
-            </w:pPr>
-            <w:r>
-              <w:rPr>
-                <w:rFonts w:ascii="Noto Sans CJK JP" w:cs="Noto Sans CJK JP" w:eastAsia="Noto Sans CJK JP" w:hAnsi="Noto Sans CJK JP"/>
-                <w:b/>
-                <w:bCs/>
-                <w:sz w:val="20"/>
-                <w:szCs w:val="20"/>
-              </w:rPr>
-              <w:t xml:space="preserve">C-08</w:t>
-            </w:r>
-          </w:p>
-          <w:p>
-            <w:pPr>
-              <w:spacing w:after="0" w:before="0"/>
-            </w:pPr>
-            <w:r>
-              <w:drawing>
-                <wp:inline distT="0" distB="0" distL="0" distR="0">
-                  <wp:extent cx="1200150" cy="2133600"/>
-                  <wp:effectExtent t="0" r="0" b="0" l="0"/>
-                  <wp:docPr id="108" name="C-08" descr="C-08" title="C-08"/>
-                  <wp:cNvGraphicFramePr>
-                    <a:graphicFrameLocks xmlns:a="http://schemas.openxmlformats.org/drawingml/2006/main" noChangeAspect="1"/>
-                  </wp:cNvGraphicFramePr>
-                  <a:graphic xmlns:a="http://schemas.openxmlformats.org/drawingml/2006/main">
-                    <a:graphicData uri="http://schemas.openxmlformats.org/drawingml/2006/picture">
-                      <pic:pic xmlns:pic="http://schemas.openxmlformats.org/drawingml/2006/picture">
-                        <pic:nvPicPr>
-                          <pic:cNvPr id="0" name="" descr=""/>
-                          <pic:cNvPicPr>
-                            <a:picLocks noChangeAspect="1" noChangeArrowheads="1"/>
-                          </pic:cNvPicPr>
-                        </pic:nvPicPr>
-                        <pic:blipFill>
-                          <a:blip r:embed="rId15" cstate="none"/>
-                          <a:srcRect/>
-                          <a:stretch>
-                            <a:fillRect/>
-                          </a:stretch>
-                        </pic:blipFill>
-                        <pic:spPr bwMode="auto">
-                          <a:xfrm>
-                            <a:off x="0" y="0"/>
-                            <a:ext cx="1200150" cy="2133600"/>
-                          </a:xfrm>
-                          <a:prstGeom prst="rect">
-                            <a:avLst/>
-                          </a:prstGeom>
-                        </pic:spPr>
-                      </pic:pic>
-                    </a:graphicData>
-                  </a:graphic>
-                </wp:inline>
-              </w:drawing>
-            </w:r>
-          </w:p>
-        </w:tc>
-        <w:tc>
-          <w:tcPr>
-            <w:tcW w:type="dxa" w:w="6605"/>
-            <w:tcBorders>
-              <w:top w:val="single" w:color="BFBFBF" w:sz="4"/>
-              <w:left w:val="single" w:color="BFBFBF" w:sz="4"/>
-              <w:bottom w:val="single" w:color="BFBFBF" w:sz="4"/>
-              <w:right w:val="single" w:color="BFBFBF" w:sz="4"/>
-            </w:tcBorders>
-            <w:tcMar>
-              <w:top w:type="dxa" w:w="100"/>
-              <w:left w:type="dxa" w:w="120"/>
-              <w:bottom w:type="dxa" w:w="100"/>
-              <w:right w:type="dxa" w:w="120"/>
-            </w:tcMar>
-          </w:tcPr>
-          <w:p>
-            <w:pPr>
-              <w:spacing w:after="60" w:before="0"/>
-            </w:pPr>
-            <w:r>
-              <w:rPr>
-                <w:rFonts w:ascii="Noto Sans CJK JP" w:cs="Noto Sans CJK JP" w:eastAsia="Noto Sans CJK JP" w:hAnsi="Noto Sans CJK JP"/>
-                <w:b/>
-                <w:bCs/>
-                <w:sz w:val="22"/>
-                <w:szCs w:val="22"/>
-              </w:rPr>
-              <w:t xml:space="preserve">① 撮影指示</w:t>
-            </w:r>
-          </w:p>
-          <w:p>
-            <w:pPr>
-              <w:spacing w:after="40" w:before="0"/>
-            </w:pPr>
-            <w:r>
-              <w:rPr>
-                <w:rFonts w:ascii="Noto Sans CJK JP" w:cs="Noto Sans CJK JP" w:eastAsia="Noto Sans CJK JP" w:hAnsi="Noto Sans CJK JP"/>
-                <w:b/>
-                <w:bCs/>
-                <w:sz w:val="20"/>
-                <w:szCs w:val="20"/>
-              </w:rPr>
-              <w:t xml:space="preserve">場所:部屋の中(固定)</w:t>
-            </w:r>
-          </w:p>
-          <w:p>
-            <w:pPr>
-              <w:spacing w:after="60" w:before="0" w:line="290"/>
-            </w:pPr>
-            <w:r>
-              <w:rPr>
-                <w:rFonts w:ascii="Noto Sans CJK JP" w:cs="Noto Sans CJK JP" w:eastAsia="Noto Sans CJK JP" w:hAnsi="Noto Sans CJK JP"/>
-                <w:sz w:val="20"/>
-                <w:szCs w:val="20"/>
-              </w:rPr>
-              <w:t xml:space="preserve">声のトーンを変える。ドアから出てくる。</w:t>
-            </w:r>
-          </w:p>
-          <w:p>
-            <w:pPr>
-              <w:spacing w:after="100" w:before="0" w:line="270"/>
-            </w:pPr>
-            <w:r>
-              <w:rPr>
-                <w:rFonts w:ascii="Noto Sans CJK JP" w:cs="Noto Sans CJK JP" w:eastAsia="Noto Sans CJK JP" w:hAnsi="Noto Sans CJK JP"/>
-                <w:color w:val="7F7F7F"/>
-                <w:sz w:val="18"/>
-                <w:szCs w:val="18"/>
-              </w:rPr>
-              <w:t xml:space="preserve">参考動画 0:10</w:t>
-            </w:r>
-          </w:p>
-          <w:p>
-            <w:pPr>
-              <w:spacing w:after="60" w:before="0"/>
-            </w:pPr>
-            <w:r>
-              <w:rPr>
-                <w:rFonts w:ascii="Noto Sans CJK JP" w:cs="Noto Sans CJK JP" w:eastAsia="Noto Sans CJK JP" w:hAnsi="Noto Sans CJK JP"/>
-                <w:b/>
-                <w:bCs/>
-                <w:sz w:val="22"/>
-                <w:szCs w:val="22"/>
-              </w:rPr>
-              <w:t xml:space="preserve">② セリフ/テロップ</w:t>
-            </w:r>
-          </w:p>
-          <w:p>
-            <w:pPr>
-              <w:spacing w:after="40" w:before="0" w:line="280"/>
-            </w:pPr>
-            <w:r>
-              <w:rPr>
-                <w:rFonts w:ascii="Noto Sans CJK JP" w:cs="Noto Sans CJK JP" w:eastAsia="Noto Sans CJK JP" w:hAnsi="Noto Sans CJK JP"/>
-                <w:b w:val="false"/>
-                <w:bCs w:val="false"/>
-                <w:sz w:val="20"/>
-                <w:szCs w:val="20"/>
-              </w:rPr>
-              <w:t xml:space="preserve">テロップ:あるある4</w:t>
-            </w:r>
-          </w:p>
-          <w:p>
-            <w:pPr>
-              <w:spacing w:after="40" w:before="0" w:line="280"/>
-            </w:pPr>
-            <w:r>
-              <w:rPr>
-                <w:rFonts w:ascii="Noto Sans CJK JP" w:cs="Noto Sans CJK JP" w:eastAsia="Noto Sans CJK JP" w:hAnsi="Noto Sans CJK JP"/>
-                <w:b/>
-                <w:bCs/>
-                <w:sz w:val="22"/>
-                <w:szCs w:val="22"/>
-              </w:rPr>
-              <w:t xml:space="preserve">セリフ:…でも、新日本リプラスは違った</w:t>
-            </w:r>
-          </w:p>
-        </w:tc>
-        <w:tc>
-          <w:tcPr>
-            <w:tcW w:type="dxa" w:w="1191"/>
-            <w:tcBorders>
-              <w:top w:val="single" w:color="BFBFBF" w:sz="4"/>
-              <w:left w:val="single" w:color="BFBFBF" w:sz="4"/>
-              <w:bottom w:val="single" w:color="BFBFBF" w:sz="4"/>
-              <w:right w:val="single" w:color="BFBFBF" w:sz="4"/>
-            </w:tcBorders>
-            <w:tcMar>
-              <w:top w:type="dxa" w:w="100"/>
-              <w:left w:type="dxa" w:w="120"/>
-              <w:bottom w:type="dxa" w:w="100"/>
-              <w:right w:type="dxa" w:w="120"/>
-            </w:tcMar>
-          </w:tcPr>
-          <w:p>
-            <w:pPr>
-              <w:spacing w:after="60" w:before="0"/>
-            </w:pPr>
-            <w:r>
-              <w:rPr>
-                <w:rFonts w:ascii="Noto Sans CJK JP" w:cs="Noto Sans CJK JP" w:eastAsia="Noto Sans CJK JP" w:hAnsi="Noto Sans CJK JP"/>
-                <w:b/>
-                <w:bCs/>
-                <w:sz w:val="24"/>
-                <w:szCs w:val="24"/>
-              </w:rPr>
-              <w:t xml:space="preserve">3 秒</w:t>
-            </w:r>
-          </w:p>
-          <w:p>
-            <w:pPr>
-              <w:spacing w:after="0" w:before="0"/>
-            </w:pPr>
-            <w:r>
-              <w:rPr>
-                <w:rFonts w:ascii="Noto Sans CJK JP" w:cs="Noto Sans CJK JP" w:eastAsia="Noto Sans CJK JP" w:hAnsi="Noto Sans CJK JP"/>
-                <w:sz w:val="18"/>
-                <w:szCs w:val="18"/>
-              </w:rPr>
-              <w:t xml:space="preserve">0:17</w:t>
-            </w:r>
-          </w:p>
-          <w:p>
-            <w:pPr>
-              <w:spacing w:after="100" w:before="0"/>
-            </w:pPr>
-            <w:r>
-              <w:rPr>
-                <w:rFonts w:ascii="Noto Sans CJK JP" w:cs="Noto Sans CJK JP" w:eastAsia="Noto Sans CJK JP" w:hAnsi="Noto Sans CJK JP"/>
-                <w:sz w:val="18"/>
-                <w:szCs w:val="18"/>
-              </w:rPr>
-              <w:t xml:space="preserve">〜0:20</w:t>
-            </w:r>
-          </w:p>
-          <w:p>
-            <w:pPr>
-              <w:spacing w:after="0" w:before="0"/>
-            </w:pPr>
-            <w:r>
-              <w:rPr>
-                <w:rFonts w:ascii="Noto Sans CJK JP" w:cs="Noto Sans CJK JP" w:eastAsia="Noto Sans CJK JP" w:hAnsi="Noto Sans CJK JP"/>
-                <w:color w:val="7F7F7F"/>
-                <w:sz w:val="16"/>
-                <w:szCs w:val="16"/>
-              </w:rPr>
-              <w:t xml:space="preserve">累計</w:t>
-            </w:r>
-          </w:p>
-          <w:p>
-            <w:pPr>
-              <w:spacing w:after="0" w:before="0"/>
-            </w:pPr>
-            <w:r>
-              <w:rPr>
-                <w:rFonts w:ascii="Noto Sans CJK JP" w:cs="Noto Sans CJK JP" w:eastAsia="Noto Sans CJK JP" w:hAnsi="Noto Sans CJK JP"/>
-                <w:color w:val="7F7F7F"/>
-                <w:sz w:val="18"/>
-                <w:szCs w:val="18"/>
-              </w:rPr>
-              <w:t xml:space="preserve">0:20</w:t>
-            </w:r>
-          </w:p>
-        </w:tc>
-      </w:tr>
-      <w:tr>
-        <w:trPr>
-          <w:cantSplit/>
-          <w:trHeight w:val="3300" w:hRule="atLeast"/>
-        </w:trPr>
-        <w:tc>
-          <w:tcPr>
-            <w:tcW w:type="dxa" w:w="2523"/>
-            <w:tcBorders>
-              <w:top w:val="single" w:color="BFBFBF" w:sz="4"/>
-              <w:left w:val="single" w:color="BFBFBF" w:sz="4"/>
-              <w:bottom w:val="single" w:color="BFBFBF" w:sz="4"/>
-              <w:right w:val="single" w:color="BFBFBF" w:sz="4"/>
-            </w:tcBorders>
-            <w:tcMar>
-              <w:top w:type="dxa" w:w="100"/>
-              <w:left w:type="dxa" w:w="120"/>
-              <w:bottom w:type="dxa" w:w="100"/>
-              <w:right w:type="dxa" w:w="120"/>
-            </w:tcMar>
-          </w:tcPr>
-          <w:p>
-            <w:pPr>
-              <w:spacing w:after="60" w:before="0"/>
-            </w:pPr>
-            <w:r>
-              <w:rPr>
-                <w:rFonts w:ascii="Noto Sans CJK JP" w:cs="Noto Sans CJK JP" w:eastAsia="Noto Sans CJK JP" w:hAnsi="Noto Sans CJK JP"/>
-                <w:b/>
-                <w:bCs/>
-                <w:sz w:val="20"/>
-                <w:szCs w:val="20"/>
-              </w:rPr>
-              <w:t xml:space="preserve">C-09</w:t>
-            </w:r>
-          </w:p>
-          <w:p>
-            <w:pPr>
-              <w:spacing w:after="0" w:before="0"/>
-            </w:pPr>
-            <w:r>
-              <w:drawing>
-                <wp:inline distT="0" distB="0" distL="0" distR="0">
-                  <wp:extent cx="1200150" cy="2133600"/>
-                  <wp:effectExtent t="0" r="0" b="0" l="0"/>
-                  <wp:docPr id="109" name="C-09" descr="C-09" title="C-09"/>
-                  <wp:cNvGraphicFramePr>
-                    <a:graphicFrameLocks xmlns:a="http://schemas.openxmlformats.org/drawingml/2006/main" noChangeAspect="1"/>
-                  </wp:cNvGraphicFramePr>
-                  <a:graphic xmlns:a="http://schemas.openxmlformats.org/drawingml/2006/main">
-                    <a:graphicData uri="http://schemas.openxmlformats.org/drawingml/2006/picture">
-                      <pic:pic xmlns:pic="http://schemas.openxmlformats.org/drawingml/2006/picture">
-                        <pic:nvPicPr>
-                          <pic:cNvPr id="0" name="" descr=""/>
-                          <pic:cNvPicPr>
-                            <a:picLocks noChangeAspect="1" noChangeArrowheads="1"/>
-                          </pic:cNvPicPr>
-                        </pic:nvPicPr>
-                        <pic:blipFill>
-                          <a:blip r:embed="rId16" cstate="none"/>
-                          <a:srcRect/>
-                          <a:stretch>
-                            <a:fillRect/>
-                          </a:stretch>
-                        </pic:blipFill>
-                        <pic:spPr bwMode="auto">
-                          <a:xfrm>
-                            <a:off x="0" y="0"/>
-                            <a:ext cx="1200150" cy="2133600"/>
-                          </a:xfrm>
-                          <a:prstGeom prst="rect">
-                            <a:avLst/>
-                          </a:prstGeom>
-                        </pic:spPr>
-                      </pic:pic>
-                    </a:graphicData>
-                  </a:graphic>
-                </wp:inline>
-              </w:drawing>
-            </w:r>
-          </w:p>
-        </w:tc>
-        <w:tc>
-          <w:tcPr>
-            <w:tcW w:type="dxa" w:w="6605"/>
-            <w:tcBorders>
-              <w:top w:val="single" w:color="BFBFBF" w:sz="4"/>
-              <w:left w:val="single" w:color="BFBFBF" w:sz="4"/>
-              <w:bottom w:val="single" w:color="BFBFBF" w:sz="4"/>
-              <w:right w:val="single" w:color="BFBFBF" w:sz="4"/>
-            </w:tcBorders>
-            <w:tcMar>
-              <w:top w:type="dxa" w:w="100"/>
-              <w:left w:type="dxa" w:w="120"/>
-              <w:bottom w:type="dxa" w:w="100"/>
-              <w:right w:type="dxa" w:w="120"/>
-            </w:tcMar>
-          </w:tcPr>
-          <w:p>
-            <w:pPr>
-              <w:spacing w:after="60" w:before="0"/>
-            </w:pPr>
-            <w:r>
-              <w:rPr>
-                <w:rFonts w:ascii="Noto Sans CJK JP" w:cs="Noto Sans CJK JP" w:eastAsia="Noto Sans CJK JP" w:hAnsi="Noto Sans CJK JP"/>
-                <w:b/>
-                <w:bCs/>
-                <w:sz w:val="22"/>
-                <w:szCs w:val="22"/>
-              </w:rPr>
-              <w:t xml:space="preserve">① 撮影指示</w:t>
-            </w:r>
-          </w:p>
-          <w:p>
-            <w:pPr>
-              <w:spacing w:after="40" w:before="0"/>
-            </w:pPr>
-            <w:r>
-              <w:rPr>
-                <w:rFonts w:ascii="Noto Sans CJK JP" w:cs="Noto Sans CJK JP" w:eastAsia="Noto Sans CJK JP" w:hAnsi="Noto Sans CJK JP"/>
-                <w:b/>
-                <w:bCs/>
-                <w:sz w:val="20"/>
-                <w:szCs w:val="20"/>
-              </w:rPr>
-              <w:t xml:space="preserve">場所:部屋の中(固定)</w:t>
-            </w:r>
-          </w:p>
-          <w:p>
-            <w:pPr>
-              <w:spacing w:after="60" w:before="0" w:line="290"/>
-            </w:pPr>
-            <w:r>
-              <w:rPr>
-                <w:rFonts w:ascii="Noto Sans CJK JP" w:cs="Noto Sans CJK JP" w:eastAsia="Noto Sans CJK JP" w:hAnsi="Noto Sans CJK JP"/>
-                <w:sz w:val="20"/>
-                <w:szCs w:val="20"/>
-              </w:rPr>
-              <w:t xml:space="preserve">指を立てて言い切る。</w:t>
-            </w:r>
-          </w:p>
-          <w:p>
-            <w:pPr>
-              <w:spacing w:after="100" w:before="0" w:line="270"/>
-            </w:pPr>
-            <w:r>
-              <w:rPr>
-                <w:rFonts w:ascii="Noto Sans CJK JP" w:cs="Noto Sans CJK JP" w:eastAsia="Noto Sans CJK JP" w:hAnsi="Noto Sans CJK JP"/>
-                <w:color w:val="7F7F7F"/>
-                <w:sz w:val="18"/>
-                <w:szCs w:val="18"/>
-              </w:rPr>
-              <w:t xml:space="preserve">参考動画 0:36</w:t>
-            </w:r>
-          </w:p>
-          <w:p>
-            <w:pPr>
-              <w:spacing w:after="60" w:before="0"/>
-            </w:pPr>
-            <w:r>
-              <w:rPr>
-                <w:rFonts w:ascii="Noto Sans CJK JP" w:cs="Noto Sans CJK JP" w:eastAsia="Noto Sans CJK JP" w:hAnsi="Noto Sans CJK JP"/>
-                <w:b/>
-                <w:bCs/>
-                <w:sz w:val="22"/>
-                <w:szCs w:val="22"/>
-              </w:rPr>
-              <w:t xml:space="preserve">② セリフ/テロップ</w:t>
-            </w:r>
-          </w:p>
-          <w:p>
-            <w:pPr>
-              <w:spacing w:after="40" w:before="0" w:line="280"/>
-            </w:pPr>
-            <w:r>
-              <w:rPr>
-                <w:rFonts w:ascii="Noto Sans CJK JP" w:cs="Noto Sans CJK JP" w:eastAsia="Noto Sans CJK JP" w:hAnsi="Noto Sans CJK JP"/>
-                <w:b w:val="false"/>
-                <w:bCs w:val="false"/>
-                <w:sz w:val="20"/>
-                <w:szCs w:val="20"/>
-              </w:rPr>
-              <w:t xml:space="preserve">セリフ:開拓したお客さんは、定期回収で残る。ゼロに戻らない</w:t>
-            </w:r>
-          </w:p>
-        </w:tc>
-        <w:tc>
-          <w:tcPr>
-            <w:tcW w:type="dxa" w:w="1191"/>
-            <w:tcBorders>
-              <w:top w:val="single" w:color="BFBFBF" w:sz="4"/>
-              <w:left w:val="single" w:color="BFBFBF" w:sz="4"/>
-              <w:bottom w:val="single" w:color="BFBFBF" w:sz="4"/>
-              <w:right w:val="single" w:color="BFBFBF" w:sz="4"/>
-            </w:tcBorders>
-            <w:tcMar>
-              <w:top w:type="dxa" w:w="100"/>
-              <w:left w:type="dxa" w:w="120"/>
-              <w:bottom w:type="dxa" w:w="100"/>
-              <w:right w:type="dxa" w:w="120"/>
-            </w:tcMar>
-          </w:tcPr>
-          <w:p>
-            <w:pPr>
-              <w:spacing w:after="60" w:before="0"/>
-            </w:pPr>
-            <w:r>
-              <w:rPr>
-                <w:rFonts w:ascii="Noto Sans CJK JP" w:cs="Noto Sans CJK JP" w:eastAsia="Noto Sans CJK JP" w:hAnsi="Noto Sans CJK JP"/>
-                <w:b/>
-                <w:bCs/>
-                <w:sz w:val="24"/>
-                <w:szCs w:val="24"/>
-              </w:rPr>
-              <w:t xml:space="preserve">3 秒</w:t>
-            </w:r>
-          </w:p>
-          <w:p>
-            <w:pPr>
-              <w:spacing w:after="0" w:before="0"/>
-            </w:pPr>
-            <w:r>
-              <w:rPr>
-                <w:rFonts w:ascii="Noto Sans CJK JP" w:cs="Noto Sans CJK JP" w:eastAsia="Noto Sans CJK JP" w:hAnsi="Noto Sans CJK JP"/>
-                <w:sz w:val="18"/>
-                <w:szCs w:val="18"/>
-              </w:rPr>
-              <w:t xml:space="preserve">0:20</w:t>
-            </w:r>
-          </w:p>
-          <w:p>
-            <w:pPr>
-              <w:spacing w:after="100" w:before="0"/>
-            </w:pPr>
-            <w:r>
-              <w:rPr>
-                <w:rFonts w:ascii="Noto Sans CJK JP" w:cs="Noto Sans CJK JP" w:eastAsia="Noto Sans CJK JP" w:hAnsi="Noto Sans CJK JP"/>
-                <w:sz w:val="18"/>
-                <w:szCs w:val="18"/>
-              </w:rPr>
-              <w:t xml:space="preserve">〜0:23</w:t>
-            </w:r>
-          </w:p>
-          <w:p>
-            <w:pPr>
-              <w:spacing w:after="0" w:before="0"/>
-            </w:pPr>
-            <w:r>
-              <w:rPr>
-                <w:rFonts w:ascii="Noto Sans CJK JP" w:cs="Noto Sans CJK JP" w:eastAsia="Noto Sans CJK JP" w:hAnsi="Noto Sans CJK JP"/>
-                <w:color w:val="7F7F7F"/>
-                <w:sz w:val="16"/>
-                <w:szCs w:val="16"/>
-              </w:rPr>
-              <w:t xml:space="preserve">累計</w:t>
-            </w:r>
-          </w:p>
-          <w:p>
-            <w:pPr>
-              <w:spacing w:after="0" w:before="0"/>
-            </w:pPr>
-            <w:r>
-              <w:rPr>
-                <w:rFonts w:ascii="Noto Sans CJK JP" w:cs="Noto Sans CJK JP" w:eastAsia="Noto Sans CJK JP" w:hAnsi="Noto Sans CJK JP"/>
-                <w:color w:val="7F7F7F"/>
-                <w:sz w:val="18"/>
-                <w:szCs w:val="18"/>
-              </w:rPr>
-              <w:t xml:space="preserve">0:23</w:t>
-            </w:r>
-          </w:p>
-        </w:tc>
-      </w:tr>
-    </w:tbl>
-    <w:p>
-      <w:pPr>
-        <w:keepNext/>
-        <w:pageBreakBefore/>
-        <w:spacing w:after="100" w:before="0"/>
-      </w:pPr>
-      <w:r>
-        <w:rPr>
-          <w:rFonts w:ascii="Noto Sans CJK JP" w:cs="Noto Sans CJK JP" w:eastAsia="Noto Sans CJK JP" w:hAnsi="Noto Sans CJK JP"/>
-          <w:b/>
-          <w:bCs/>
-          <w:sz w:val="22"/>
-          <w:szCs w:val="22"/>
-        </w:rPr>
-        <w:t xml:space="preserve">企画010 営業あるある C-10〜C-12</w:t>
-      </w:r>
-    </w:p>
-    <w:tbl>
-      <w:tblPr>
-        <w:tblW w:type="dxa" w:w="10319"/>
-        <w:tblBorders>
-          <w:top w:val="single" w:color="auto" w:sz="4"/>
-          <w:left w:val="single" w:color="auto" w:sz="4"/>
-          <w:bottom w:val="single" w:color="auto" w:sz="4"/>
-          <w:right w:val="single" w:color="auto" w:sz="4"/>
-          <w:insideH w:val="single" w:color="auto" w:sz="4"/>
-          <w:insideV w:val="single" w:color="auto" w:sz="4"/>
-        </w:tblBorders>
-      </w:tblPr>
-      <w:tblGrid>
-        <w:gridCol w:w="2523"/>
-        <w:gridCol w:w="6605"/>
-        <w:gridCol w:w="1191"/>
-      </w:tblGrid>
-      <w:tr>
-        <w:trPr>
-          <w:tblHeader/>
-        </w:trPr>
-        <w:tc>
-          <w:tcPr>
-            <w:tcW w:type="dxa" w:w="2523"/>
-            <w:tcBorders>
-              <w:top w:val="single" w:color="BFBFBF" w:sz="4"/>
-              <w:left w:val="single" w:color="BFBFBF" w:sz="4"/>
-              <w:bottom w:val="single" w:color="BFBFBF" w:sz="4"/>
-              <w:right w:val="single" w:color="BFBFBF" w:sz="4"/>
-            </w:tcBorders>
-            <w:shd w:fill="F2F2F2" w:color="auto" w:val="clear"/>
-            <w:tcMar>
-              <w:top w:type="dxa" w:w="100"/>
-              <w:left w:type="dxa" w:w="120"/>
-              <w:bottom w:type="dxa" w:w="100"/>
-              <w:right w:type="dxa" w:w="120"/>
-            </w:tcMar>
-          </w:tcPr>
-          <w:p>
-            <w:pPr>
-              <w:spacing w:after="0" w:before="0"/>
-            </w:pPr>
-            <w:r>
-              <w:rPr>
-                <w:rFonts w:ascii="Noto Sans CJK JP" w:cs="Noto Sans CJK JP" w:eastAsia="Noto Sans CJK JP" w:hAnsi="Noto Sans CJK JP"/>
-                <w:b/>
-                <w:bCs/>
-                <w:sz w:val="20"/>
-                <w:szCs w:val="20"/>
-              </w:rPr>
-              <w:t xml:space="preserve">画面/絵</w:t>
-            </w:r>
-          </w:p>
-        </w:tc>
-        <w:tc>
-          <w:tcPr>
-            <w:tcW w:type="dxa" w:w="6605"/>
-            <w:tcBorders>
-              <w:top w:val="single" w:color="BFBFBF" w:sz="4"/>
-              <w:left w:val="single" w:color="BFBFBF" w:sz="4"/>
-              <w:bottom w:val="single" w:color="BFBFBF" w:sz="4"/>
-              <w:right w:val="single" w:color="BFBFBF" w:sz="4"/>
-            </w:tcBorders>
-            <w:shd w:fill="F2F2F2" w:color="auto" w:val="clear"/>
-            <w:tcMar>
-              <w:top w:type="dxa" w:w="100"/>
-              <w:left w:type="dxa" w:w="120"/>
-              <w:bottom w:type="dxa" w:w="100"/>
-              <w:right w:type="dxa" w:w="120"/>
-            </w:tcMar>
-          </w:tcPr>
-          <w:p>
-            <w:pPr>
-              <w:spacing w:after="0" w:before="0"/>
-            </w:pPr>
-            <w:r>
-              <w:rPr>
-                <w:rFonts w:ascii="Noto Sans CJK JP" w:cs="Noto Sans CJK JP" w:eastAsia="Noto Sans CJK JP" w:hAnsi="Noto Sans CJK JP"/>
-                <w:b/>
-                <w:bCs/>
-                <w:sz w:val="20"/>
-                <w:szCs w:val="20"/>
-              </w:rPr>
-              <w:t xml:space="preserve">内容&amp;セリフ</w:t>
-            </w:r>
-          </w:p>
-        </w:tc>
-        <w:tc>
-          <w:tcPr>
-            <w:tcW w:type="dxa" w:w="1191"/>
-            <w:tcBorders>
-              <w:top w:val="single" w:color="BFBFBF" w:sz="4"/>
-              <w:left w:val="single" w:color="BFBFBF" w:sz="4"/>
-              <w:bottom w:val="single" w:color="BFBFBF" w:sz="4"/>
-              <w:right w:val="single" w:color="BFBFBF" w:sz="4"/>
-            </w:tcBorders>
-            <w:shd w:fill="F2F2F2" w:color="auto" w:val="clear"/>
-            <w:tcMar>
-              <w:top w:type="dxa" w:w="100"/>
-              <w:left w:type="dxa" w:w="120"/>
-              <w:bottom w:type="dxa" w:w="100"/>
-              <w:right w:type="dxa" w:w="120"/>
-            </w:tcMar>
-          </w:tcPr>
-          <w:p>
-            <w:pPr>
-              <w:spacing w:after="0" w:before="0"/>
-            </w:pPr>
-            <w:r>
-              <w:rPr>
-                <w:rFonts w:ascii="Noto Sans CJK JP" w:cs="Noto Sans CJK JP" w:eastAsia="Noto Sans CJK JP" w:hAnsi="Noto Sans CJK JP"/>
-                <w:b/>
-                <w:bCs/>
-                <w:sz w:val="20"/>
-                <w:szCs w:val="20"/>
-              </w:rPr>
-              <w:t xml:space="preserve">時間</w:t>
-            </w:r>
-          </w:p>
-        </w:tc>
-      </w:tr>
-      <w:tr>
-        <w:trPr>
-          <w:cantSplit/>
-          <w:trHeight w:val="3300" w:hRule="atLeast"/>
-        </w:trPr>
-        <w:tc>
-          <w:tcPr>
-            <w:tcW w:type="dxa" w:w="2523"/>
-            <w:tcBorders>
-              <w:top w:val="single" w:color="BFBFBF" w:sz="4"/>
-              <w:left w:val="single" w:color="BFBFBF" w:sz="4"/>
-              <w:bottom w:val="single" w:color="BFBFBF" w:sz="4"/>
-              <w:right w:val="single" w:color="BFBFBF" w:sz="4"/>
-            </w:tcBorders>
-            <w:tcMar>
-              <w:top w:type="dxa" w:w="100"/>
-              <w:left w:type="dxa" w:w="120"/>
-              <w:bottom w:type="dxa" w:w="100"/>
-              <w:right w:type="dxa" w:w="120"/>
-            </w:tcMar>
-          </w:tcPr>
-          <w:p>
-            <w:pPr>
-              <w:spacing w:after="60" w:before="0"/>
-            </w:pPr>
-            <w:r>
-              <w:rPr>
-                <w:rFonts w:ascii="Noto Sans CJK JP" w:cs="Noto Sans CJK JP" w:eastAsia="Noto Sans CJK JP" w:hAnsi="Noto Sans CJK JP"/>
-                <w:b/>
-                <w:bCs/>
-                <w:sz w:val="20"/>
-                <w:szCs w:val="20"/>
-              </w:rPr>
-              <w:t xml:space="preserve">C-10</w:t>
-            </w:r>
-          </w:p>
-          <w:p>
-            <w:pPr>
-              <w:spacing w:after="0" w:before="0"/>
-            </w:pPr>
-            <w:r>
-              <w:drawing>
-                <wp:inline distT="0" distB="0" distL="0" distR="0">
-                  <wp:extent cx="1200150" cy="2133600"/>
-                  <wp:effectExtent t="0" r="0" b="0" l="0"/>
-                  <wp:docPr id="110" name="C-10" descr="C-10" title="C-10"/>
-                  <wp:cNvGraphicFramePr>
-                    <a:graphicFrameLocks xmlns:a="http://schemas.openxmlformats.org/drawingml/2006/main" noChangeAspect="1"/>
-                  </wp:cNvGraphicFramePr>
-                  <a:graphic xmlns:a="http://schemas.openxmlformats.org/drawingml/2006/main">
-                    <a:graphicData uri="http://schemas.openxmlformats.org/drawingml/2006/picture">
-                      <pic:pic xmlns:pic="http://schemas.openxmlformats.org/drawingml/2006/picture">
-                        <pic:nvPicPr>
-                          <pic:cNvPr id="0" name="" descr=""/>
-                          <pic:cNvPicPr>
-                            <a:picLocks noChangeAspect="1" noChangeArrowheads="1"/>
-                          </pic:cNvPicPr>
-                        </pic:nvPicPr>
-                        <pic:blipFill>
-                          <a:blip r:embed="rId16" cstate="none"/>
-                          <a:srcRect/>
-                          <a:stretch>
-                            <a:fillRect/>
-                          </a:stretch>
-                        </pic:blipFill>
-                        <pic:spPr bwMode="auto">
-                          <a:xfrm>
-                            <a:off x="0" y="0"/>
-                            <a:ext cx="1200150" cy="2133600"/>
-                          </a:xfrm>
-                          <a:prstGeom prst="rect">
-                            <a:avLst/>
-                          </a:prstGeom>
-                        </pic:spPr>
-                      </pic:pic>
-                    </a:graphicData>
-                  </a:graphic>
-                </wp:inline>
-              </w:drawing>
-            </w:r>
-          </w:p>
-        </w:tc>
-        <w:tc>
-          <w:tcPr>
-            <w:tcW w:type="dxa" w:w="6605"/>
-            <w:tcBorders>
-              <w:top w:val="single" w:color="BFBFBF" w:sz="4"/>
-              <w:left w:val="single" w:color="BFBFBF" w:sz="4"/>
-              <w:bottom w:val="single" w:color="BFBFBF" w:sz="4"/>
-              <w:right w:val="single" w:color="BFBFBF" w:sz="4"/>
-            </w:tcBorders>
-            <w:tcMar>
-              <w:top w:type="dxa" w:w="100"/>
-              <w:left w:type="dxa" w:w="120"/>
-              <w:bottom w:type="dxa" w:w="100"/>
-              <w:right w:type="dxa" w:w="120"/>
-            </w:tcMar>
-          </w:tcPr>
-          <w:p>
-            <w:pPr>
-              <w:spacing w:after="60" w:before="0"/>
-            </w:pPr>
-            <w:r>
-              <w:rPr>
-                <w:rFonts w:ascii="Noto Sans CJK JP" w:cs="Noto Sans CJK JP" w:eastAsia="Noto Sans CJK JP" w:hAnsi="Noto Sans CJK JP"/>
-                <w:b/>
-                <w:bCs/>
-                <w:sz w:val="22"/>
-                <w:szCs w:val="22"/>
-              </w:rPr>
-              <w:t xml:space="preserve">① 撮影指示</w:t>
-            </w:r>
-          </w:p>
-          <w:p>
-            <w:pPr>
-              <w:spacing w:after="40" w:before="0"/>
-            </w:pPr>
-            <w:r>
-              <w:rPr>
-                <w:rFonts w:ascii="Noto Sans CJK JP" w:cs="Noto Sans CJK JP" w:eastAsia="Noto Sans CJK JP" w:hAnsi="Noto Sans CJK JP"/>
-                <w:b/>
-                <w:bCs/>
-                <w:sz w:val="20"/>
-                <w:szCs w:val="20"/>
-              </w:rPr>
-              <w:t xml:space="preserve">場所:部屋の中(固定)</w:t>
-            </w:r>
-          </w:p>
-          <w:p>
-            <w:pPr>
-              <w:spacing w:after="60" w:before="0" w:line="290"/>
-            </w:pPr>
-            <w:r>
-              <w:rPr>
-                <w:rFonts w:ascii="Noto Sans CJK JP" w:cs="Noto Sans CJK JP" w:eastAsia="Noto Sans CJK JP" w:hAnsi="Noto Sans CJK JP"/>
-                <w:sz w:val="20"/>
-                <w:szCs w:val="20"/>
-              </w:rPr>
-              <w:t xml:space="preserve">指を立てて言い切る。</w:t>
-            </w:r>
-          </w:p>
-          <w:p>
-            <w:pPr>
-              <w:spacing w:after="100" w:before="0" w:line="270"/>
-            </w:pPr>
-            <w:r>
-              <w:rPr>
-                <w:rFonts w:ascii="Noto Sans CJK JP" w:cs="Noto Sans CJK JP" w:eastAsia="Noto Sans CJK JP" w:hAnsi="Noto Sans CJK JP"/>
-                <w:color w:val="7F7F7F"/>
-                <w:sz w:val="18"/>
-                <w:szCs w:val="18"/>
-              </w:rPr>
-              <w:t xml:space="preserve">参考動画 0:36</w:t>
-            </w:r>
-          </w:p>
-          <w:p>
-            <w:pPr>
-              <w:spacing w:after="60" w:before="0"/>
-            </w:pPr>
-            <w:r>
-              <w:rPr>
-                <w:rFonts w:ascii="Noto Sans CJK JP" w:cs="Noto Sans CJK JP" w:eastAsia="Noto Sans CJK JP" w:hAnsi="Noto Sans CJK JP"/>
-                <w:b/>
-                <w:bCs/>
-                <w:sz w:val="22"/>
-                <w:szCs w:val="22"/>
-              </w:rPr>
-              <w:t xml:space="preserve">② セリフ/テロップ</w:t>
-            </w:r>
-          </w:p>
-          <w:p>
-            <w:pPr>
-              <w:spacing w:after="40" w:before="0" w:line="280"/>
-            </w:pPr>
-            <w:r>
-              <w:rPr>
-                <w:rFonts w:ascii="Noto Sans CJK JP" w:cs="Noto Sans CJK JP" w:eastAsia="Noto Sans CJK JP" w:hAnsi="Noto Sans CJK JP"/>
-                <w:b w:val="false"/>
-                <w:bCs w:val="false"/>
-                <w:sz w:val="20"/>
-                <w:szCs w:val="20"/>
-              </w:rPr>
-              <w:t xml:space="preserve">セリフ:こっちが買い取る側。コストが下がるから感謝される</w:t>
-            </w:r>
-          </w:p>
-        </w:tc>
-        <w:tc>
-          <w:tcPr>
-            <w:tcW w:type="dxa" w:w="1191"/>
-            <w:tcBorders>
-              <w:top w:val="single" w:color="BFBFBF" w:sz="4"/>
-              <w:left w:val="single" w:color="BFBFBF" w:sz="4"/>
-              <w:bottom w:val="single" w:color="BFBFBF" w:sz="4"/>
-              <w:right w:val="single" w:color="BFBFBF" w:sz="4"/>
-            </w:tcBorders>
-            <w:tcMar>
-              <w:top w:type="dxa" w:w="100"/>
-              <w:left w:type="dxa" w:w="120"/>
-              <w:bottom w:type="dxa" w:w="100"/>
-              <w:right w:type="dxa" w:w="120"/>
-            </w:tcMar>
-          </w:tcPr>
-          <w:p>
-            <w:pPr>
-              <w:spacing w:after="60" w:before="0"/>
-            </w:pPr>
-            <w:r>
-              <w:rPr>
-                <w:rFonts w:ascii="Noto Sans CJK JP" w:cs="Noto Sans CJK JP" w:eastAsia="Noto Sans CJK JP" w:hAnsi="Noto Sans CJK JP"/>
-                <w:b/>
-                <w:bCs/>
-                <w:sz w:val="24"/>
-                <w:szCs w:val="24"/>
-              </w:rPr>
-              <w:t xml:space="preserve">3 秒</w:t>
-            </w:r>
-          </w:p>
-          <w:p>
-            <w:pPr>
-              <w:spacing w:after="0" w:before="0"/>
-            </w:pPr>
-            <w:r>
-              <w:rPr>
-                <w:rFonts w:ascii="Noto Sans CJK JP" w:cs="Noto Sans CJK JP" w:eastAsia="Noto Sans CJK JP" w:hAnsi="Noto Sans CJK JP"/>
-                <w:sz w:val="18"/>
-                <w:szCs w:val="18"/>
-              </w:rPr>
-              <w:t xml:space="preserve">0:23</w:t>
-            </w:r>
-          </w:p>
-          <w:p>
-            <w:pPr>
-              <w:spacing w:after="100" w:before="0"/>
-            </w:pPr>
-            <w:r>
-              <w:rPr>
-                <w:rFonts w:ascii="Noto Sans CJK JP" w:cs="Noto Sans CJK JP" w:eastAsia="Noto Sans CJK JP" w:hAnsi="Noto Sans CJK JP"/>
-                <w:sz w:val="18"/>
-                <w:szCs w:val="18"/>
-              </w:rPr>
-              <w:t xml:space="preserve">〜0:26</w:t>
-            </w:r>
-          </w:p>
-          <w:p>
-            <w:pPr>
-              <w:spacing w:after="0" w:before="0"/>
-            </w:pPr>
-            <w:r>
-              <w:rPr>
-                <w:rFonts w:ascii="Noto Sans CJK JP" w:cs="Noto Sans CJK JP" w:eastAsia="Noto Sans CJK JP" w:hAnsi="Noto Sans CJK JP"/>
-                <w:color w:val="7F7F7F"/>
-                <w:sz w:val="16"/>
-                <w:szCs w:val="16"/>
-              </w:rPr>
-              <w:t xml:space="preserve">累計</w:t>
-            </w:r>
-          </w:p>
-          <w:p>
-            <w:pPr>
-              <w:spacing w:after="0" w:before="0"/>
-            </w:pPr>
-            <w:r>
-              <w:rPr>
-                <w:rFonts w:ascii="Noto Sans CJK JP" w:cs="Noto Sans CJK JP" w:eastAsia="Noto Sans CJK JP" w:hAnsi="Noto Sans CJK JP"/>
-                <w:color w:val="7F7F7F"/>
-                <w:sz w:val="18"/>
-                <w:szCs w:val="18"/>
-              </w:rPr>
-              <w:t xml:space="preserve">0:26</w:t>
-            </w:r>
-          </w:p>
-        </w:tc>
-      </w:tr>
-      <w:tr>
-        <w:trPr>
-          <w:cantSplit/>
-          <w:trHeight w:val="3300" w:hRule="atLeast"/>
-        </w:trPr>
-        <w:tc>
-          <w:tcPr>
-            <w:tcW w:type="dxa" w:w="2523"/>
-            <w:tcBorders>
-              <w:top w:val="single" w:color="BFBFBF" w:sz="4"/>
-              <w:left w:val="single" w:color="BFBFBF" w:sz="4"/>
-              <w:bottom w:val="single" w:color="BFBFBF" w:sz="4"/>
-              <w:right w:val="single" w:color="BFBFBF" w:sz="4"/>
-            </w:tcBorders>
-            <w:tcMar>
-              <w:top w:type="dxa" w:w="100"/>
-              <w:left w:type="dxa" w:w="120"/>
-              <w:bottom w:type="dxa" w:w="100"/>
-              <w:right w:type="dxa" w:w="120"/>
-            </w:tcMar>
-          </w:tcPr>
-          <w:p>
-            <w:pPr>
-              <w:spacing w:after="60" w:before="0"/>
-            </w:pPr>
-            <w:r>
-              <w:rPr>
-                <w:rFonts w:ascii="Noto Sans CJK JP" w:cs="Noto Sans CJK JP" w:eastAsia="Noto Sans CJK JP" w:hAnsi="Noto Sans CJK JP"/>
-                <w:b/>
-                <w:bCs/>
-                <w:sz w:val="20"/>
-                <w:szCs w:val="20"/>
-              </w:rPr>
-              <w:t xml:space="preserve">C-11</w:t>
-            </w:r>
-          </w:p>
-          <w:p>
-            <w:pPr>
-              <w:spacing w:after="0" w:before="0"/>
-            </w:pPr>
-            <w:r>
-              <w:drawing>
-                <wp:inline distT="0" distB="0" distL="0" distR="0">
-                  <wp:extent cx="1200150" cy="2133600"/>
-                  <wp:effectExtent t="0" r="0" b="0" l="0"/>
-                  <wp:docPr id="111" name="C-11" descr="C-11" title="C-11"/>
-                  <wp:cNvGraphicFramePr>
-                    <a:graphicFrameLocks xmlns:a="http://schemas.openxmlformats.org/drawingml/2006/main" noChangeAspect="1"/>
-                  </wp:cNvGraphicFramePr>
-                  <a:graphic xmlns:a="http://schemas.openxmlformats.org/drawingml/2006/main">
-                    <a:graphicData uri="http://schemas.openxmlformats.org/drawingml/2006/picture">
-                      <pic:pic xmlns:pic="http://schemas.openxmlformats.org/drawingml/2006/picture">
-                        <pic:nvPicPr>
-                          <pic:cNvPr id="0" name="" descr=""/>
-                          <pic:cNvPicPr>
-                            <a:picLocks noChangeAspect="1" noChangeArrowheads="1"/>
-                          </pic:cNvPicPr>
-                        </pic:nvPicPr>
-                        <pic:blipFill>
-                          <a:blip r:embed="rId16" cstate="none"/>
-                          <a:srcRect/>
-                          <a:stretch>
-                            <a:fillRect/>
-                          </a:stretch>
-                        </pic:blipFill>
-                        <pic:spPr bwMode="auto">
-                          <a:xfrm>
-                            <a:off x="0" y="0"/>
-                            <a:ext cx="1200150" cy="2133600"/>
-                          </a:xfrm>
-                          <a:prstGeom prst="rect">
-                            <a:avLst/>
-                          </a:prstGeom>
-                        </pic:spPr>
-                      </pic:pic>
-                    </a:graphicData>
-                  </a:graphic>
-                </wp:inline>
-              </w:drawing>
-            </w:r>
-          </w:p>
-        </w:tc>
-        <w:tc>
-          <w:tcPr>
-            <w:tcW w:type="dxa" w:w="6605"/>
-            <w:tcBorders>
-              <w:top w:val="single" w:color="BFBFBF" w:sz="4"/>
-              <w:left w:val="single" w:color="BFBFBF" w:sz="4"/>
-              <w:bottom w:val="single" w:color="BFBFBF" w:sz="4"/>
-              <w:right w:val="single" w:color="BFBFBF" w:sz="4"/>
-            </w:tcBorders>
-            <w:tcMar>
-              <w:top w:type="dxa" w:w="100"/>
-              <w:left w:type="dxa" w:w="120"/>
-              <w:bottom w:type="dxa" w:w="100"/>
-              <w:right w:type="dxa" w:w="120"/>
-            </w:tcMar>
-          </w:tcPr>
-          <w:p>
-            <w:pPr>
-              <w:spacing w:after="60" w:before="0"/>
-            </w:pPr>
-            <w:r>
-              <w:rPr>
-                <w:rFonts w:ascii="Noto Sans CJK JP" w:cs="Noto Sans CJK JP" w:eastAsia="Noto Sans CJK JP" w:hAnsi="Noto Sans CJK JP"/>
-                <w:b/>
-                <w:bCs/>
-                <w:sz w:val="22"/>
-                <w:szCs w:val="22"/>
-              </w:rPr>
-              <w:t xml:space="preserve">① 撮影指示</w:t>
-            </w:r>
-          </w:p>
-          <w:p>
-            <w:pPr>
-              <w:spacing w:after="40" w:before="0"/>
-            </w:pPr>
-            <w:r>
-              <w:rPr>
-                <w:rFonts w:ascii="Noto Sans CJK JP" w:cs="Noto Sans CJK JP" w:eastAsia="Noto Sans CJK JP" w:hAnsi="Noto Sans CJK JP"/>
-                <w:b/>
-                <w:bCs/>
-                <w:sz w:val="20"/>
-                <w:szCs w:val="20"/>
-              </w:rPr>
-              <w:t xml:space="preserve">場所:部屋の中(固定)</w:t>
-            </w:r>
-          </w:p>
-          <w:p>
-            <w:pPr>
-              <w:spacing w:after="60" w:before="0" w:line="290"/>
-            </w:pPr>
-            <w:r>
-              <w:rPr>
-                <w:rFonts w:ascii="Noto Sans CJK JP" w:cs="Noto Sans CJK JP" w:eastAsia="Noto Sans CJK JP" w:hAnsi="Noto Sans CJK JP"/>
-                <w:sz w:val="20"/>
-                <w:szCs w:val="20"/>
-              </w:rPr>
-              <w:t xml:space="preserve">指を立てて言い切る。</w:t>
-            </w:r>
-          </w:p>
-          <w:p>
-            <w:pPr>
-              <w:spacing w:after="100" w:before="0" w:line="270"/>
-            </w:pPr>
-            <w:r>
-              <w:rPr>
-                <w:rFonts w:ascii="Noto Sans CJK JP" w:cs="Noto Sans CJK JP" w:eastAsia="Noto Sans CJK JP" w:hAnsi="Noto Sans CJK JP"/>
-                <w:color w:val="7F7F7F"/>
-                <w:sz w:val="18"/>
-                <w:szCs w:val="18"/>
-              </w:rPr>
-              <w:t xml:space="preserve">参考動画 0:36</w:t>
-            </w:r>
-          </w:p>
-          <w:p>
-            <w:pPr>
-              <w:spacing w:after="60" w:before="0"/>
-            </w:pPr>
-            <w:r>
-              <w:rPr>
-                <w:rFonts w:ascii="Noto Sans CJK JP" w:cs="Noto Sans CJK JP" w:eastAsia="Noto Sans CJK JP" w:hAnsi="Noto Sans CJK JP"/>
-                <w:b/>
-                <w:bCs/>
-                <w:sz w:val="22"/>
-                <w:szCs w:val="22"/>
-              </w:rPr>
-              <w:t xml:space="preserve">② セリフ/テロップ</w:t>
-            </w:r>
-          </w:p>
-          <w:p>
-            <w:pPr>
-              <w:spacing w:after="40" w:before="0" w:line="280"/>
-            </w:pPr>
-            <w:r>
-              <w:rPr>
-                <w:rFonts w:ascii="Noto Sans CJK JP" w:cs="Noto Sans CJK JP" w:eastAsia="Noto Sans CJK JP" w:hAnsi="Noto Sans CJK JP"/>
-                <w:b w:val="false"/>
-                <w:bCs w:val="false"/>
-                <w:sz w:val="20"/>
-                <w:szCs w:val="20"/>
-              </w:rPr>
-              <w:t xml:space="preserve">セリフ:積み上がるから、土日祝は休める。年間123日</w:t>
-            </w:r>
-          </w:p>
-        </w:tc>
-        <w:tc>
-          <w:tcPr>
-            <w:tcW w:type="dxa" w:w="1191"/>
-            <w:tcBorders>
-              <w:top w:val="single" w:color="BFBFBF" w:sz="4"/>
-              <w:left w:val="single" w:color="BFBFBF" w:sz="4"/>
-              <w:bottom w:val="single" w:color="BFBFBF" w:sz="4"/>
-              <w:right w:val="single" w:color="BFBFBF" w:sz="4"/>
-            </w:tcBorders>
-            <w:tcMar>
-              <w:top w:type="dxa" w:w="100"/>
-              <w:left w:type="dxa" w:w="120"/>
-              <w:bottom w:type="dxa" w:w="100"/>
-              <w:right w:type="dxa" w:w="120"/>
-            </w:tcMar>
-          </w:tcPr>
-          <w:p>
-            <w:pPr>
-              <w:spacing w:after="60" w:before="0"/>
-            </w:pPr>
-            <w:r>
-              <w:rPr>
-                <w:rFonts w:ascii="Noto Sans CJK JP" w:cs="Noto Sans CJK JP" w:eastAsia="Noto Sans CJK JP" w:hAnsi="Noto Sans CJK JP"/>
-                <w:b/>
-                <w:bCs/>
-                <w:sz w:val="24"/>
-                <w:szCs w:val="24"/>
-              </w:rPr>
-              <w:t xml:space="preserve">3 秒</w:t>
-            </w:r>
-          </w:p>
-          <w:p>
-            <w:pPr>
-              <w:spacing w:after="0" w:before="0"/>
-            </w:pPr>
-            <w:r>
-              <w:rPr>
-                <w:rFonts w:ascii="Noto Sans CJK JP" w:cs="Noto Sans CJK JP" w:eastAsia="Noto Sans CJK JP" w:hAnsi="Noto Sans CJK JP"/>
-                <w:sz w:val="18"/>
-                <w:szCs w:val="18"/>
-              </w:rPr>
-              <w:t xml:space="preserve">0:26</w:t>
-            </w:r>
-          </w:p>
-          <w:p>
-            <w:pPr>
-              <w:spacing w:after="100" w:before="0"/>
-            </w:pPr>
-            <w:r>
-              <w:rPr>
-                <w:rFonts w:ascii="Noto Sans CJK JP" w:cs="Noto Sans CJK JP" w:eastAsia="Noto Sans CJK JP" w:hAnsi="Noto Sans CJK JP"/>
-                <w:sz w:val="18"/>
-                <w:szCs w:val="18"/>
-              </w:rPr>
-              <w:t xml:space="preserve">〜0:29</w:t>
-            </w:r>
-          </w:p>
-          <w:p>
-            <w:pPr>
-              <w:spacing w:after="0" w:before="0"/>
-            </w:pPr>
-            <w:r>
-              <w:rPr>
-                <w:rFonts w:ascii="Noto Sans CJK JP" w:cs="Noto Sans CJK JP" w:eastAsia="Noto Sans CJK JP" w:hAnsi="Noto Sans CJK JP"/>
-                <w:color w:val="7F7F7F"/>
-                <w:sz w:val="16"/>
-                <w:szCs w:val="16"/>
-              </w:rPr>
-              <w:t xml:space="preserve">累計</w:t>
-            </w:r>
-          </w:p>
-          <w:p>
-            <w:pPr>
-              <w:spacing w:after="0" w:before="0"/>
-            </w:pPr>
-            <w:r>
-              <w:rPr>
-                <w:rFonts w:ascii="Noto Sans CJK JP" w:cs="Noto Sans CJK JP" w:eastAsia="Noto Sans CJK JP" w:hAnsi="Noto Sans CJK JP"/>
-                <w:color w:val="7F7F7F"/>
-                <w:sz w:val="18"/>
-                <w:szCs w:val="18"/>
-              </w:rPr>
-              <w:t xml:space="preserve">0:29</w:t>
-            </w:r>
-          </w:p>
-        </w:tc>
-      </w:tr>
-      <w:tr>
-        <w:trPr>
-          <w:cantSplit/>
-          <w:trHeight w:val="3300" w:hRule="atLeast"/>
-        </w:trPr>
-        <w:tc>
-          <w:tcPr>
-            <w:tcW w:type="dxa" w:w="2523"/>
-            <w:tcBorders>
-              <w:top w:val="single" w:color="BFBFBF" w:sz="4"/>
-              <w:left w:val="single" w:color="BFBFBF" w:sz="4"/>
-              <w:bottom w:val="single" w:color="BFBFBF" w:sz="4"/>
-              <w:right w:val="single" w:color="BFBFBF" w:sz="4"/>
-            </w:tcBorders>
-            <w:tcMar>
-              <w:top w:type="dxa" w:w="100"/>
-              <w:left w:type="dxa" w:w="120"/>
-              <w:bottom w:type="dxa" w:w="100"/>
-              <w:right w:type="dxa" w:w="120"/>
-            </w:tcMar>
-          </w:tcPr>
-          <w:p>
-            <w:pPr>
-              <w:spacing w:after="60" w:before="0"/>
-            </w:pPr>
-            <w:r>
-              <w:rPr>
-                <w:rFonts w:ascii="Noto Sans CJK JP" w:cs="Noto Sans CJK JP" w:eastAsia="Noto Sans CJK JP" w:hAnsi="Noto Sans CJK JP"/>
-                <w:b/>
-                <w:bCs/>
-                <w:sz w:val="20"/>
-                <w:szCs w:val="20"/>
-              </w:rPr>
-              <w:t xml:space="preserve">C-12</w:t>
-            </w:r>
-          </w:p>
-          <w:p>
-            <w:pPr>
-              <w:spacing w:after="0" w:before="0"/>
-            </w:pPr>
-            <w:r>
-              <w:drawing>
-                <wp:inline distT="0" distB="0" distL="0" distR="0">
-                  <wp:extent cx="1200150" cy="2133600"/>
-                  <wp:effectExtent t="0" r="0" b="0" l="0"/>
-                  <wp:docPr id="112" name="C-12" descr="C-12" title="C-12"/>
-                  <wp:cNvGraphicFramePr>
-                    <a:graphicFrameLocks xmlns:a="http://schemas.openxmlformats.org/drawingml/2006/main" noChangeAspect="1"/>
-                  </wp:cNvGraphicFramePr>
-                  <a:graphic xmlns:a="http://schemas.openxmlformats.org/drawingml/2006/main">
-                    <a:graphicData uri="http://schemas.openxmlformats.org/drawingml/2006/picture">
-                      <pic:pic xmlns:pic="http://schemas.openxmlformats.org/drawingml/2006/picture">
-                        <pic:nvPicPr>
-                          <pic:cNvPr id="0" name="" descr=""/>
-                          <pic:cNvPicPr>
-                            <a:picLocks noChangeAspect="1" noChangeArrowheads="1"/>
-                          </pic:cNvPicPr>
-                        </pic:nvPicPr>
-                        <pic:blipFill>
-                          <a:blip r:embed="rId17" cstate="none"/>
-                          <a:srcRect/>
-                          <a:stretch>
-                            <a:fillRect/>
-                          </a:stretch>
-                        </pic:blipFill>
-                        <pic:spPr bwMode="auto">
-                          <a:xfrm>
-                            <a:off x="0" y="0"/>
-                            <a:ext cx="1200150" cy="2133600"/>
-                          </a:xfrm>
-                          <a:prstGeom prst="rect">
-                            <a:avLst/>
-                          </a:prstGeom>
-                        </pic:spPr>
-                      </pic:pic>
-                    </a:graphicData>
-                  </a:graphic>
-                </wp:inline>
-              </w:drawing>
-            </w:r>
-          </w:p>
-        </w:tc>
-        <w:tc>
-          <w:tcPr>
-            <w:tcW w:type="dxa" w:w="6605"/>
-            <w:tcBorders>
-              <w:top w:val="single" w:color="BFBFBF" w:sz="4"/>
-              <w:left w:val="single" w:color="BFBFBF" w:sz="4"/>
-              <w:bottom w:val="single" w:color="BFBFBF" w:sz="4"/>
-              <w:right w:val="single" w:color="BFBFBF" w:sz="4"/>
-            </w:tcBorders>
-            <w:tcMar>
-              <w:top w:type="dxa" w:w="100"/>
-              <w:left w:type="dxa" w:w="120"/>
-              <w:bottom w:type="dxa" w:w="100"/>
-              <w:right w:type="dxa" w:w="120"/>
-            </w:tcMar>
-          </w:tcPr>
-          <w:p>
-            <w:pPr>
-              <w:spacing w:after="60" w:before="0"/>
-            </w:pPr>
-            <w:r>
-              <w:rPr>
-                <w:rFonts w:ascii="Noto Sans CJK JP" w:cs="Noto Sans CJK JP" w:eastAsia="Noto Sans CJK JP" w:hAnsi="Noto Sans CJK JP"/>
-                <w:b/>
-                <w:bCs/>
-                <w:sz w:val="22"/>
-                <w:szCs w:val="22"/>
-              </w:rPr>
-              <w:t xml:space="preserve">① 撮影指示</w:t>
-            </w:r>
-          </w:p>
-          <w:p>
-            <w:pPr>
-              <w:spacing w:after="40" w:before="0"/>
-            </w:pPr>
-            <w:r>
-              <w:rPr>
-                <w:rFonts w:ascii="Noto Sans CJK JP" w:cs="Noto Sans CJK JP" w:eastAsia="Noto Sans CJK JP" w:hAnsi="Noto Sans CJK JP"/>
-                <w:b/>
-                <w:bCs/>
-                <w:sz w:val="20"/>
-                <w:szCs w:val="20"/>
-              </w:rPr>
-              <w:t xml:space="preserve">場所:部屋の中(固定)</w:t>
-            </w:r>
-          </w:p>
-          <w:p>
-            <w:pPr>
-              <w:spacing w:after="60" w:before="0" w:line="290"/>
-            </w:pPr>
-            <w:r>
-              <w:rPr>
-                <w:rFonts w:ascii="Noto Sans CJK JP" w:cs="Noto Sans CJK JP" w:eastAsia="Noto Sans CJK JP" w:hAnsi="Noto Sans CJK JP"/>
-                <w:sz w:val="20"/>
-                <w:szCs w:val="20"/>
-              </w:rPr>
-              <w:t xml:space="preserve">カメラを指さす。</w:t>
-            </w:r>
-          </w:p>
-          <w:p>
-            <w:pPr>
-              <w:spacing w:after="100" w:before="0" w:line="270"/>
-            </w:pPr>
-            <w:r>
-              <w:rPr>
-                <w:rFonts w:ascii="Noto Sans CJK JP" w:cs="Noto Sans CJK JP" w:eastAsia="Noto Sans CJK JP" w:hAnsi="Noto Sans CJK JP"/>
-                <w:color w:val="7F7F7F"/>
-                <w:sz w:val="18"/>
-                <w:szCs w:val="18"/>
-              </w:rPr>
-              <w:t xml:space="preserve">参考動画 0:45</w:t>
-            </w:r>
-          </w:p>
-          <w:p>
-            <w:pPr>
-              <w:spacing w:after="60" w:before="0"/>
-            </w:pPr>
-            <w:r>
-              <w:rPr>
-                <w:rFonts w:ascii="Noto Sans CJK JP" w:cs="Noto Sans CJK JP" w:eastAsia="Noto Sans CJK JP" w:hAnsi="Noto Sans CJK JP"/>
-                <w:b/>
-                <w:bCs/>
-                <w:sz w:val="22"/>
-                <w:szCs w:val="22"/>
-              </w:rPr>
-              <w:t xml:space="preserve">② セリフ/テロップ</w:t>
-            </w:r>
-          </w:p>
-          <w:p>
-            <w:pPr>
-              <w:spacing w:after="40" w:before="0" w:line="280"/>
-            </w:pPr>
-            <w:r>
-              <w:rPr>
-                <w:rFonts w:ascii="Noto Sans CJK JP" w:cs="Noto Sans CJK JP" w:eastAsia="Noto Sans CJK JP" w:hAnsi="Noto Sans CJK JP"/>
-                <w:b/>
-                <w:bCs/>
-                <w:sz w:val="22"/>
-                <w:szCs w:val="22"/>
-              </w:rPr>
-              <w:t xml:space="preserve">セリフ:売らない営業、気になったらプロフィールから!</w:t>
-            </w:r>
-          </w:p>
-        </w:tc>
-        <w:tc>
-          <w:tcPr>
-            <w:tcW w:type="dxa" w:w="1191"/>
-            <w:tcBorders>
-              <w:top w:val="single" w:color="BFBFBF" w:sz="4"/>
-              <w:left w:val="single" w:color="BFBFBF" w:sz="4"/>
-              <w:bottom w:val="single" w:color="BFBFBF" w:sz="4"/>
-              <w:right w:val="single" w:color="BFBFBF" w:sz="4"/>
-            </w:tcBorders>
-            <w:tcMar>
-              <w:top w:type="dxa" w:w="100"/>
-              <w:left w:type="dxa" w:w="120"/>
-              <w:bottom w:type="dxa" w:w="100"/>
-              <w:right w:type="dxa" w:w="120"/>
-            </w:tcMar>
-          </w:tcPr>
-          <w:p>
-            <w:pPr>
-              <w:spacing w:after="60" w:before="0"/>
-            </w:pPr>
-            <w:r>
-              <w:rPr>
-                <w:rFonts w:ascii="Noto Sans CJK JP" w:cs="Noto Sans CJK JP" w:eastAsia="Noto Sans CJK JP" w:hAnsi="Noto Sans CJK JP"/>
-                <w:b/>
-                <w:bCs/>
-                <w:sz w:val="24"/>
-                <w:szCs w:val="24"/>
-              </w:rPr>
-              <w:t xml:space="preserve">3 秒</w:t>
-            </w:r>
-          </w:p>
-          <w:p>
-            <w:pPr>
-              <w:spacing w:after="0" w:before="0"/>
-            </w:pPr>
-            <w:r>
-              <w:rPr>
-                <w:rFonts w:ascii="Noto Sans CJK JP" w:cs="Noto Sans CJK JP" w:eastAsia="Noto Sans CJK JP" w:hAnsi="Noto Sans CJK JP"/>
-                <w:sz w:val="18"/>
-                <w:szCs w:val="18"/>
-              </w:rPr>
-              <w:t xml:space="preserve">0:29</w:t>
-            </w:r>
-          </w:p>
-          <w:p>
-            <w:pPr>
-              <w:spacing w:after="100" w:before="0"/>
-            </w:pPr>
-            <w:r>
-              <w:rPr>
-                <w:rFonts w:ascii="Noto Sans CJK JP" w:cs="Noto Sans CJK JP" w:eastAsia="Noto Sans CJK JP" w:hAnsi="Noto Sans CJK JP"/>
-                <w:sz w:val="18"/>
-                <w:szCs w:val="18"/>
-              </w:rPr>
-              <w:t xml:space="preserve">〜0:32</w:t>
-            </w:r>
-          </w:p>
-          <w:p>
-            <w:pPr>
-              <w:spacing w:after="0" w:before="0"/>
-            </w:pPr>
-            <w:r>
-              <w:rPr>
-                <w:rFonts w:ascii="Noto Sans CJK JP" w:cs="Noto Sans CJK JP" w:eastAsia="Noto Sans CJK JP" w:hAnsi="Noto Sans CJK JP"/>
-                <w:color w:val="7F7F7F"/>
-                <w:sz w:val="16"/>
-                <w:szCs w:val="16"/>
-              </w:rPr>
-              <w:t xml:space="preserve">累計</w:t>
-            </w:r>
-          </w:p>
-          <w:p>
-            <w:pPr>
-              <w:spacing w:after="0" w:before="0"/>
-            </w:pPr>
-            <w:r>
-              <w:rPr>
-                <w:rFonts w:ascii="Noto Sans CJK JP" w:cs="Noto Sans CJK JP" w:eastAsia="Noto Sans CJK JP" w:hAnsi="Noto Sans CJK JP"/>
-                <w:color w:val="7F7F7F"/>
-                <w:sz w:val="18"/>
-                <w:szCs w:val="18"/>
-              </w:rPr>
-              <w:t xml:space="preserve">0:32</w:t>
+              <w:t xml:space="preserve">0:42</w:t>
             </w:r>
           </w:p>
         </w:tc>
